--- a/HW4 Multicycle CPU impliment.docx
+++ b/HW4 Multicycle CPU impliment.docx
@@ -2,7 +2,2376 @@
 <file path=word/document.xml><?xml version="1.0" encoding="utf-8"?>
 <w:document xmlns:wpc="http://schemas.microsoft.com/office/word/2010/wordprocessingCanvas" xmlns:cx="http://schemas.microsoft.com/office/drawing/2014/chartex" xmlns:cx1="http://schemas.microsoft.com/office/drawing/2015/9/8/chartex" xmlns:cx2="http://schemas.microsoft.com/office/drawing/2015/10/21/chartex" xmlns:cx3="http://schemas.microsoft.com/office/drawing/2016/5/9/chartex" xmlns:cx4="http://schemas.microsoft.com/office/drawing/2016/5/10/chartex" xmlns:cx5="http://schemas.microsoft.com/office/drawing/2016/5/11/chartex" xmlns:cx6="http://schemas.microsoft.com/office/drawing/2016/5/12/chartex" xmlns:cx7="http://schemas.microsoft.com/office/drawing/2016/5/13/chartex" xmlns:cx8="http://schemas.microsoft.com/office/drawing/2016/5/14/chartex" xmlns:mc="http://schemas.openxmlformats.org/markup-compatibility/2006" xmlns:aink="http://schemas.microsoft.com/office/drawing/2016/ink" xmlns:am3d="http://schemas.microsoft.com/office/drawing/2017/model3d" xmlns:o="urn:schemas-microsoft-com:office:office" xmlns:oel="http://schemas.microsoft.com/office/2019/extlst" xmlns:r="http://schemas.openxmlformats.org/officeDocument/2006/relationships" xmlns:m="http://schemas.openxmlformats.org/officeDocument/2006/math" xmlns:v="urn:schemas-microsoft-com:vml" xmlns:wp14="http://schemas.microsoft.com/office/word/2010/wordprocessingDrawing" xmlns:wp="http://schemas.openxmlformats.org/drawingml/2006/wordprocessingDrawing" xmlns:w10="urn:schemas-microsoft-com:office:word" xmlns:w="http://schemas.openxmlformats.org/wordprocessingml/2006/main" xmlns:w14="http://schemas.microsoft.com/office/word/2010/wordml" xmlns:w15="http://schemas.microsoft.com/office/word/2012/wordml" xmlns:w16cex="http://schemas.microsoft.com/office/word/2018/wordml/cex" xmlns:w16cid="http://schemas.microsoft.com/office/word/2016/wordml/cid" xmlns:w16="http://schemas.microsoft.com/office/word/2018/wordml" xmlns:w16du="http://schemas.microsoft.com/office/word/2023/wordml/word16du" xmlns:w16sdtdh="http://schemas.microsoft.com/office/word/2020/wordml/sdtdatahash" xmlns:w16sdtfl="http://schemas.microsoft.com/office/word/2024/wordml/sdtformatlock" xmlns:w16se="http://schemas.microsoft.com/office/word/2015/wordml/symex" xmlns:wpg="http://schemas.microsoft.com/office/word/2010/wordprocessingGroup" xmlns:wpi="http://schemas.microsoft.com/office/word/2010/wordprocessingInk" xmlns:wne="http://schemas.microsoft.com/office/word/2006/wordml" xmlns:wps="http://schemas.microsoft.com/office/word/2010/wordprocessingShape" mc:Ignorable="w14 w15 w16se w16cid w16 w16cex w16sdtdh w16sdtfl w16du wp14">
   <w:body>
-    <w:p/>
+    <w:p>
+      <w:pPr>
+        <w:jc w:val="center"/>
+        <w:rPr>
+          <w:sz w:val="32"/>
+          <w:szCs w:val="32"/>
+        </w:rPr>
+      </w:pPr>
+      <w:r>
+        <w:rPr>
+          <w:sz w:val="32"/>
+          <w:szCs w:val="32"/>
+        </w:rPr>
+        <w:t xml:space="preserve">Multicyle CPU </w:t>
+      </w:r>
+      <w:proofErr w:type="spellStart"/>
+      <w:r>
+        <w:rPr>
+          <w:sz w:val="32"/>
+          <w:szCs w:val="32"/>
+        </w:rPr>
+        <w:t>impliment</w:t>
+      </w:r>
+      <w:proofErr w:type="spellEnd"/>
+    </w:p>
+    <w:p>
+      <w:pPr>
+        <w:jc w:val="right"/>
+        <w:rPr>
+          <w:sz w:val="24"/>
+        </w:rPr>
+      </w:pPr>
+      <w:r>
+        <w:rPr>
+          <w:sz w:val="24"/>
+        </w:rPr>
+        <w:t xml:space="preserve">2024084648 </w:t>
+      </w:r>
+      <w:r>
+        <w:rPr>
+          <w:rFonts w:hint="eastAsia"/>
+          <w:sz w:val="24"/>
+        </w:rPr>
+        <w:t>이종민</w:t>
+      </w:r>
+    </w:p>
+    <w:p>
+      <w:pPr>
+        <w:pStyle w:val="a6"/>
+        <w:numPr>
+          <w:ilvl w:val="0"/>
+          <w:numId w:val="1"/>
+        </w:numPr>
+        <w:rPr>
+          <w:szCs w:val="22"/>
+        </w:rPr>
+      </w:pPr>
+      <w:r>
+        <w:rPr>
+          <w:szCs w:val="22"/>
+        </w:rPr>
+        <w:t>Implement</w:t>
+      </w:r>
+    </w:p>
+    <w:p>
+      <w:pPr>
+        <w:pStyle w:val="a6"/>
+        <w:numPr>
+          <w:ilvl w:val="0"/>
+          <w:numId w:val="2"/>
+        </w:numPr>
+        <w:rPr>
+          <w:szCs w:val="22"/>
+        </w:rPr>
+      </w:pPr>
+      <w:proofErr w:type="spellStart"/>
+      <w:r>
+        <w:rPr>
+          <w:szCs w:val="22"/>
+        </w:rPr>
+        <w:t>GLOBAL.v</w:t>
+      </w:r>
+      <w:proofErr w:type="spellEnd"/>
+    </w:p>
+    <w:p>
+      <w:pPr>
+        <w:rPr>
+          <w:szCs w:val="22"/>
+        </w:rPr>
+      </w:pPr>
+      <w:r>
+        <w:rPr>
+          <w:noProof/>
+          <w:szCs w:val="22"/>
+        </w:rPr>
+        <w:drawing>
+          <wp:inline distT="0" distB="0" distL="0" distR="0" wp14:anchorId="5ED7329E" wp14:editId="5658782E">
+            <wp:extent cx="2789654" cy="1163782"/>
+            <wp:effectExtent l="0" t="0" r="4445" b="5080"/>
+            <wp:docPr id="1775127865" name="그림 1" descr="텍스트, 스크린샷, 폰트, 번호이(가) 표시된 사진&#10;&#10;AI가 생성한 콘텐츠는 부정확할 수 있습니다."/>
+            <wp:cNvGraphicFramePr>
+              <a:graphicFrameLocks xmlns:a="http://schemas.openxmlformats.org/drawingml/2006/main" noChangeAspect="1"/>
+            </wp:cNvGraphicFramePr>
+            <a:graphic xmlns:a="http://schemas.openxmlformats.org/drawingml/2006/main">
+              <a:graphicData uri="http://schemas.openxmlformats.org/drawingml/2006/picture">
+                <pic:pic xmlns:pic="http://schemas.openxmlformats.org/drawingml/2006/picture">
+                  <pic:nvPicPr>
+                    <pic:cNvPr id="1775127865" name="그림 1" descr="텍스트, 스크린샷, 폰트, 번호이(가) 표시된 사진&#10;&#10;AI가 생성한 콘텐츠는 부정확할 수 있습니다."/>
+                    <pic:cNvPicPr/>
+                  </pic:nvPicPr>
+                  <pic:blipFill>
+                    <a:blip r:embed="rId5">
+                      <a:extLst>
+                        <a:ext uri="{28A0092B-C50C-407E-A947-70E740481C1C}">
+                          <a14:useLocalDpi xmlns:a14="http://schemas.microsoft.com/office/drawing/2010/main" val="0"/>
+                        </a:ext>
+                      </a:extLst>
+                    </a:blip>
+                    <a:stretch>
+                      <a:fillRect/>
+                    </a:stretch>
+                  </pic:blipFill>
+                  <pic:spPr>
+                    <a:xfrm>
+                      <a:off x="0" y="0"/>
+                      <a:ext cx="2814725" cy="1174241"/>
+                    </a:xfrm>
+                    <a:prstGeom prst="rect">
+                      <a:avLst/>
+                    </a:prstGeom>
+                  </pic:spPr>
+                </pic:pic>
+              </a:graphicData>
+            </a:graphic>
+          </wp:inline>
+        </w:drawing>
+      </w:r>
+    </w:p>
+    <w:p>
+      <w:pPr>
+        <w:rPr>
+          <w:rFonts w:hint="eastAsia"/>
+          <w:szCs w:val="22"/>
+        </w:rPr>
+      </w:pPr>
+      <w:r>
+        <w:rPr>
+          <w:szCs w:val="22"/>
+        </w:rPr>
+        <w:t xml:space="preserve">State </w:t>
+      </w:r>
+      <w:r>
+        <w:rPr>
+          <w:rFonts w:hint="eastAsia"/>
+          <w:szCs w:val="22"/>
+        </w:rPr>
+        <w:t xml:space="preserve">상태 매크로 </w:t>
+      </w:r>
+      <w:r>
+        <w:rPr>
+          <w:szCs w:val="22"/>
+        </w:rPr>
+        <w:t>IF, ID, EX, MEM, WB</w:t>
+      </w:r>
+      <w:r>
+        <w:rPr>
+          <w:rFonts w:hint="eastAsia"/>
+          <w:szCs w:val="22"/>
+        </w:rPr>
+        <w:t xml:space="preserve"> 정의</w:t>
+      </w:r>
+    </w:p>
+    <w:p>
+      <w:pPr>
+        <w:pStyle w:val="a6"/>
+        <w:numPr>
+          <w:ilvl w:val="0"/>
+          <w:numId w:val="2"/>
+        </w:numPr>
+        <w:rPr>
+          <w:szCs w:val="22"/>
+        </w:rPr>
+      </w:pPr>
+      <w:proofErr w:type="spellStart"/>
+      <w:r>
+        <w:rPr>
+          <w:szCs w:val="22"/>
+        </w:rPr>
+        <w:t>CTRL.v</w:t>
+      </w:r>
+      <w:proofErr w:type="spellEnd"/>
+    </w:p>
+    <w:p>
+      <w:pPr>
+        <w:rPr>
+          <w:szCs w:val="22"/>
+        </w:rPr>
+      </w:pPr>
+      <w:r>
+        <w:rPr>
+          <w:noProof/>
+          <w:szCs w:val="22"/>
+        </w:rPr>
+        <w:drawing>
+          <wp:inline distT="0" distB="0" distL="0" distR="0" wp14:anchorId="250DDBE6" wp14:editId="45F629F5">
+            <wp:extent cx="1399758" cy="2309091"/>
+            <wp:effectExtent l="0" t="0" r="0" b="2540"/>
+            <wp:docPr id="638869161" name="그림 2" descr="텍스트, 스크린샷, 소프트웨어, 폰트이(가) 표시된 사진&#10;&#10;AI가 생성한 콘텐츠는 부정확할 수 있습니다."/>
+            <wp:cNvGraphicFramePr>
+              <a:graphicFrameLocks xmlns:a="http://schemas.openxmlformats.org/drawingml/2006/main" noChangeAspect="1"/>
+            </wp:cNvGraphicFramePr>
+            <a:graphic xmlns:a="http://schemas.openxmlformats.org/drawingml/2006/main">
+              <a:graphicData uri="http://schemas.openxmlformats.org/drawingml/2006/picture">
+                <pic:pic xmlns:pic="http://schemas.openxmlformats.org/drawingml/2006/picture">
+                  <pic:nvPicPr>
+                    <pic:cNvPr id="638869161" name="그림 2" descr="텍스트, 스크린샷, 소프트웨어, 폰트이(가) 표시된 사진&#10;&#10;AI가 생성한 콘텐츠는 부정확할 수 있습니다."/>
+                    <pic:cNvPicPr/>
+                  </pic:nvPicPr>
+                  <pic:blipFill>
+                    <a:blip r:embed="rId6" cstate="print">
+                      <a:extLst>
+                        <a:ext uri="{28A0092B-C50C-407E-A947-70E740481C1C}">
+                          <a14:useLocalDpi xmlns:a14="http://schemas.microsoft.com/office/drawing/2010/main" val="0"/>
+                        </a:ext>
+                      </a:extLst>
+                    </a:blip>
+                    <a:stretch>
+                      <a:fillRect/>
+                    </a:stretch>
+                  </pic:blipFill>
+                  <pic:spPr>
+                    <a:xfrm>
+                      <a:off x="0" y="0"/>
+                      <a:ext cx="1419380" cy="2341460"/>
+                    </a:xfrm>
+                    <a:prstGeom prst="rect">
+                      <a:avLst/>
+                    </a:prstGeom>
+                  </pic:spPr>
+                </pic:pic>
+              </a:graphicData>
+            </a:graphic>
+          </wp:inline>
+        </w:drawing>
+      </w:r>
+    </w:p>
+    <w:p>
+      <w:pPr>
+        <w:rPr>
+          <w:szCs w:val="22"/>
+        </w:rPr>
+      </w:pPr>
+      <w:proofErr w:type="spellStart"/>
+      <w:r>
+        <w:rPr>
+          <w:rFonts w:hint="eastAsia"/>
+          <w:szCs w:val="22"/>
+        </w:rPr>
+        <w:t>클락마다</w:t>
+      </w:r>
+      <w:proofErr w:type="spellEnd"/>
+      <w:r>
+        <w:rPr>
+          <w:rFonts w:hint="eastAsia"/>
+          <w:szCs w:val="22"/>
+        </w:rPr>
+        <w:t xml:space="preserve"> </w:t>
+      </w:r>
+      <w:r>
+        <w:rPr>
+          <w:szCs w:val="22"/>
+        </w:rPr>
+        <w:t>state</w:t>
+      </w:r>
+      <w:proofErr w:type="spellStart"/>
+      <w:r>
+        <w:rPr>
+          <w:rFonts w:hint="eastAsia"/>
+          <w:szCs w:val="22"/>
+        </w:rPr>
+        <w:t>를</w:t>
+      </w:r>
+      <w:proofErr w:type="spellEnd"/>
+      <w:r>
+        <w:rPr>
+          <w:rFonts w:hint="eastAsia"/>
+          <w:szCs w:val="22"/>
+        </w:rPr>
+        <w:t xml:space="preserve"> 조정하기 위해 과제 명세 외에 추가로 </w:t>
+      </w:r>
+      <w:proofErr w:type="spellStart"/>
+      <w:r>
+        <w:rPr>
+          <w:szCs w:val="22"/>
+        </w:rPr>
+        <w:t>rst</w:t>
+      </w:r>
+      <w:proofErr w:type="spellEnd"/>
+      <w:r>
+        <w:rPr>
+          <w:szCs w:val="22"/>
+        </w:rPr>
+        <w:t xml:space="preserve">, </w:t>
+      </w:r>
+      <w:proofErr w:type="spellStart"/>
+      <w:r>
+        <w:rPr>
+          <w:szCs w:val="22"/>
+        </w:rPr>
+        <w:t>clk</w:t>
+      </w:r>
+      <w:r>
+        <w:rPr>
+          <w:rFonts w:hint="eastAsia"/>
+          <w:szCs w:val="22"/>
+        </w:rPr>
+        <w:t>를</w:t>
+      </w:r>
+      <w:proofErr w:type="spellEnd"/>
+      <w:r>
+        <w:rPr>
+          <w:rFonts w:hint="eastAsia"/>
+          <w:szCs w:val="22"/>
+        </w:rPr>
+        <w:t xml:space="preserve"> </w:t>
+      </w:r>
+      <w:r>
+        <w:rPr>
+          <w:szCs w:val="22"/>
+        </w:rPr>
+        <w:t>input</w:t>
+      </w:r>
+      <w:proofErr w:type="spellStart"/>
+      <w:r>
+        <w:rPr>
+          <w:rFonts w:hint="eastAsia"/>
+          <w:szCs w:val="22"/>
+        </w:rPr>
+        <w:t>으로</w:t>
+      </w:r>
+      <w:proofErr w:type="spellEnd"/>
+      <w:r>
+        <w:rPr>
+          <w:rFonts w:hint="eastAsia"/>
+          <w:szCs w:val="22"/>
+        </w:rPr>
+        <w:t xml:space="preserve"> 받음.</w:t>
+      </w:r>
+      <w:r>
+        <w:rPr>
+          <w:rFonts w:hint="eastAsia"/>
+          <w:noProof/>
+          <w:szCs w:val="22"/>
+        </w:rPr>
+        <w:drawing>
+          <wp:inline distT="0" distB="0" distL="0" distR="0" wp14:anchorId="42E9209C" wp14:editId="004B32F8">
+            <wp:extent cx="2197100" cy="749300"/>
+            <wp:effectExtent l="0" t="0" r="0" b="0"/>
+            <wp:docPr id="899743744" name="그림 3" descr="텍스트, 폰트, 스크린샷, 그래픽이(가) 표시된 사진&#10;&#10;AI가 생성한 콘텐츠는 부정확할 수 있습니다."/>
+            <wp:cNvGraphicFramePr>
+              <a:graphicFrameLocks xmlns:a="http://schemas.openxmlformats.org/drawingml/2006/main" noChangeAspect="1"/>
+            </wp:cNvGraphicFramePr>
+            <a:graphic xmlns:a="http://schemas.openxmlformats.org/drawingml/2006/main">
+              <a:graphicData uri="http://schemas.openxmlformats.org/drawingml/2006/picture">
+                <pic:pic xmlns:pic="http://schemas.openxmlformats.org/drawingml/2006/picture">
+                  <pic:nvPicPr>
+                    <pic:cNvPr id="899743744" name="그림 3" descr="텍스트, 폰트, 스크린샷, 그래픽이(가) 표시된 사진&#10;&#10;AI가 생성한 콘텐츠는 부정확할 수 있습니다."/>
+                    <pic:cNvPicPr/>
+                  </pic:nvPicPr>
+                  <pic:blipFill>
+                    <a:blip r:embed="rId7">
+                      <a:extLst>
+                        <a:ext uri="{28A0092B-C50C-407E-A947-70E740481C1C}">
+                          <a14:useLocalDpi xmlns:a14="http://schemas.microsoft.com/office/drawing/2010/main" val="0"/>
+                        </a:ext>
+                      </a:extLst>
+                    </a:blip>
+                    <a:stretch>
+                      <a:fillRect/>
+                    </a:stretch>
+                  </pic:blipFill>
+                  <pic:spPr>
+                    <a:xfrm>
+                      <a:off x="0" y="0"/>
+                      <a:ext cx="2197100" cy="749300"/>
+                    </a:xfrm>
+                    <a:prstGeom prst="rect">
+                      <a:avLst/>
+                    </a:prstGeom>
+                  </pic:spPr>
+                </pic:pic>
+              </a:graphicData>
+            </a:graphic>
+          </wp:inline>
+        </w:drawing>
+      </w:r>
+    </w:p>
+    <w:p>
+      <w:pPr>
+        <w:rPr>
+          <w:szCs w:val="22"/>
+        </w:rPr>
+      </w:pPr>
+      <w:r>
+        <w:rPr>
+          <w:szCs w:val="22"/>
+        </w:rPr>
+        <w:t>State</w:t>
+      </w:r>
+      <w:proofErr w:type="spellStart"/>
+      <w:r>
+        <w:rPr>
+          <w:rFonts w:hint="eastAsia"/>
+          <w:szCs w:val="22"/>
+        </w:rPr>
+        <w:t>를</w:t>
+      </w:r>
+      <w:proofErr w:type="spellEnd"/>
+      <w:r>
+        <w:rPr>
+          <w:rFonts w:hint="eastAsia"/>
+          <w:szCs w:val="22"/>
+        </w:rPr>
+        <w:t xml:space="preserve"> 위한 </w:t>
+      </w:r>
+      <w:r>
+        <w:rPr>
+          <w:szCs w:val="22"/>
+        </w:rPr>
+        <w:t xml:space="preserve">state, </w:t>
+      </w:r>
+      <w:proofErr w:type="spellStart"/>
+      <w:r>
+        <w:rPr>
+          <w:szCs w:val="22"/>
+        </w:rPr>
+        <w:t>state_next</w:t>
+      </w:r>
+      <w:proofErr w:type="spellEnd"/>
+      <w:r>
+        <w:rPr>
+          <w:szCs w:val="22"/>
+        </w:rPr>
+        <w:t xml:space="preserve"> reg</w:t>
+      </w:r>
+      <w:r>
+        <w:rPr>
+          <w:rFonts w:hint="eastAsia"/>
+          <w:szCs w:val="22"/>
+        </w:rPr>
+        <w:t xml:space="preserve">와 한 명령어가 끝났음을 나타내는 </w:t>
+      </w:r>
+      <w:proofErr w:type="spellStart"/>
+      <w:r>
+        <w:rPr>
+          <w:szCs w:val="22"/>
+        </w:rPr>
+        <w:t>InstDone</w:t>
+      </w:r>
+      <w:proofErr w:type="spellEnd"/>
+      <w:r>
+        <w:rPr>
+          <w:szCs w:val="22"/>
+        </w:rPr>
+        <w:t xml:space="preserve"> </w:t>
+      </w:r>
+      <w:r>
+        <w:rPr>
+          <w:rFonts w:hint="eastAsia"/>
+          <w:szCs w:val="22"/>
+        </w:rPr>
+        <w:t>정의</w:t>
+      </w:r>
+    </w:p>
+    <w:p>
+      <w:pPr>
+        <w:rPr>
+          <w:szCs w:val="22"/>
+        </w:rPr>
+      </w:pPr>
+      <w:r>
+        <w:rPr>
+          <w:noProof/>
+          <w:szCs w:val="22"/>
+        </w:rPr>
+        <w:drawing>
+          <wp:inline distT="0" distB="0" distL="0" distR="0" wp14:anchorId="142790B9" wp14:editId="53B44634">
+            <wp:extent cx="2041236" cy="804904"/>
+            <wp:effectExtent l="0" t="0" r="3810" b="0"/>
+            <wp:docPr id="1288923472" name="그림 4" descr="텍스트, 폰트, 스크린샷이(가) 표시된 사진&#10;&#10;AI가 생성한 콘텐츠는 부정확할 수 있습니다."/>
+            <wp:cNvGraphicFramePr>
+              <a:graphicFrameLocks xmlns:a="http://schemas.openxmlformats.org/drawingml/2006/main" noChangeAspect="1"/>
+            </wp:cNvGraphicFramePr>
+            <a:graphic xmlns:a="http://schemas.openxmlformats.org/drawingml/2006/main">
+              <a:graphicData uri="http://schemas.openxmlformats.org/drawingml/2006/picture">
+                <pic:pic xmlns:pic="http://schemas.openxmlformats.org/drawingml/2006/picture">
+                  <pic:nvPicPr>
+                    <pic:cNvPr id="1288923472" name="그림 4" descr="텍스트, 폰트, 스크린샷이(가) 표시된 사진&#10;&#10;AI가 생성한 콘텐츠는 부정확할 수 있습니다."/>
+                    <pic:cNvPicPr/>
+                  </pic:nvPicPr>
+                  <pic:blipFill>
+                    <a:blip r:embed="rId8" cstate="print">
+                      <a:extLst>
+                        <a:ext uri="{28A0092B-C50C-407E-A947-70E740481C1C}">
+                          <a14:useLocalDpi xmlns:a14="http://schemas.microsoft.com/office/drawing/2010/main" val="0"/>
+                        </a:ext>
+                      </a:extLst>
+                    </a:blip>
+                    <a:stretch>
+                      <a:fillRect/>
+                    </a:stretch>
+                  </pic:blipFill>
+                  <pic:spPr>
+                    <a:xfrm>
+                      <a:off x="0" y="0"/>
+                      <a:ext cx="2067394" cy="815219"/>
+                    </a:xfrm>
+                    <a:prstGeom prst="rect">
+                      <a:avLst/>
+                    </a:prstGeom>
+                  </pic:spPr>
+                </pic:pic>
+              </a:graphicData>
+            </a:graphic>
+          </wp:inline>
+        </w:drawing>
+      </w:r>
+    </w:p>
+    <w:p>
+      <w:pPr>
+        <w:rPr>
+          <w:rFonts w:hint="eastAsia"/>
+          <w:szCs w:val="22"/>
+        </w:rPr>
+      </w:pPr>
+      <w:r>
+        <w:rPr>
+          <w:szCs w:val="22"/>
+        </w:rPr>
+        <w:t>Positive edge clock</w:t>
+      </w:r>
+      <w:r>
+        <w:rPr>
+          <w:rFonts w:hint="eastAsia"/>
+          <w:szCs w:val="22"/>
+        </w:rPr>
+        <w:t xml:space="preserve">마다 </w:t>
+      </w:r>
+      <w:r>
+        <w:rPr>
+          <w:szCs w:val="22"/>
+        </w:rPr>
+        <w:t>reset</w:t>
+      </w:r>
+      <w:r>
+        <w:rPr>
+          <w:rFonts w:hint="eastAsia"/>
+          <w:szCs w:val="22"/>
+        </w:rPr>
+        <w:t xml:space="preserve">이면 </w:t>
+      </w:r>
+      <w:r>
+        <w:rPr>
+          <w:szCs w:val="22"/>
+        </w:rPr>
+        <w:t>state</w:t>
+      </w:r>
+      <w:proofErr w:type="spellStart"/>
+      <w:r>
+        <w:rPr>
+          <w:rFonts w:hint="eastAsia"/>
+          <w:szCs w:val="22"/>
+        </w:rPr>
+        <w:t>를</w:t>
+      </w:r>
+      <w:proofErr w:type="spellEnd"/>
+      <w:r>
+        <w:rPr>
+          <w:rFonts w:hint="eastAsia"/>
+          <w:szCs w:val="22"/>
+        </w:rPr>
+        <w:t xml:space="preserve"> </w:t>
+      </w:r>
+      <w:r>
+        <w:rPr>
+          <w:szCs w:val="22"/>
+        </w:rPr>
+        <w:t>IF</w:t>
+      </w:r>
+      <w:r>
+        <w:rPr>
+          <w:rFonts w:hint="eastAsia"/>
+          <w:szCs w:val="22"/>
+        </w:rPr>
+        <w:t xml:space="preserve">, </w:t>
+      </w:r>
+      <w:proofErr w:type="spellStart"/>
+      <w:r>
+        <w:rPr>
+          <w:szCs w:val="22"/>
+        </w:rPr>
+        <w:t>InstDone</w:t>
+      </w:r>
+      <w:proofErr w:type="spellEnd"/>
+      <w:r>
+        <w:rPr>
+          <w:rFonts w:hint="eastAsia"/>
+          <w:szCs w:val="22"/>
+        </w:rPr>
+        <w:t xml:space="preserve">이면 </w:t>
+      </w:r>
+      <w:r>
+        <w:rPr>
+          <w:szCs w:val="22"/>
+        </w:rPr>
+        <w:t>IF</w:t>
+      </w:r>
+      <w:r>
+        <w:rPr>
+          <w:rFonts w:hint="eastAsia"/>
+          <w:szCs w:val="22"/>
+        </w:rPr>
+        <w:t xml:space="preserve">, 이외에는 </w:t>
+      </w:r>
+      <w:proofErr w:type="spellStart"/>
+      <w:r>
+        <w:rPr>
+          <w:szCs w:val="22"/>
+        </w:rPr>
+        <w:t>state_next</w:t>
+      </w:r>
+      <w:proofErr w:type="spellEnd"/>
+      <w:r>
+        <w:rPr>
+          <w:rFonts w:hint="eastAsia"/>
+          <w:szCs w:val="22"/>
+        </w:rPr>
+        <w:t xml:space="preserve">로 </w:t>
+      </w:r>
+      <w:r>
+        <w:rPr>
+          <w:szCs w:val="22"/>
+        </w:rPr>
+        <w:t>state</w:t>
+      </w:r>
+      <w:r>
+        <w:rPr>
+          <w:rFonts w:hint="eastAsia"/>
+          <w:szCs w:val="22"/>
+        </w:rPr>
+        <w:t>변경함</w:t>
+      </w:r>
+    </w:p>
+    <w:p>
+      <w:pPr>
+        <w:rPr>
+          <w:szCs w:val="22"/>
+        </w:rPr>
+      </w:pPr>
+      <w:r>
+        <w:rPr>
+          <w:noProof/>
+          <w:szCs w:val="22"/>
+        </w:rPr>
+        <w:lastRenderedPageBreak/>
+        <w:drawing>
+          <wp:inline distT="0" distB="0" distL="0" distR="0" wp14:anchorId="6069578C" wp14:editId="614FF304">
+            <wp:extent cx="2482997" cy="4082473"/>
+            <wp:effectExtent l="0" t="0" r="6350" b="0"/>
+            <wp:docPr id="2136622987" name="그림 7" descr="텍스트, 스크린샷, 소프트웨어, 폰트이(가) 표시된 사진&#10;&#10;AI가 생성한 콘텐츠는 부정확할 수 있습니다."/>
+            <wp:cNvGraphicFramePr>
+              <a:graphicFrameLocks xmlns:a="http://schemas.openxmlformats.org/drawingml/2006/main" noChangeAspect="1"/>
+            </wp:cNvGraphicFramePr>
+            <a:graphic xmlns:a="http://schemas.openxmlformats.org/drawingml/2006/main">
+              <a:graphicData uri="http://schemas.openxmlformats.org/drawingml/2006/picture">
+                <pic:pic xmlns:pic="http://schemas.openxmlformats.org/drawingml/2006/picture">
+                  <pic:nvPicPr>
+                    <pic:cNvPr id="2136622987" name="그림 7" descr="텍스트, 스크린샷, 소프트웨어, 폰트이(가) 표시된 사진&#10;&#10;AI가 생성한 콘텐츠는 부정확할 수 있습니다."/>
+                    <pic:cNvPicPr/>
+                  </pic:nvPicPr>
+                  <pic:blipFill>
+                    <a:blip r:embed="rId9" cstate="print">
+                      <a:extLst>
+                        <a:ext uri="{28A0092B-C50C-407E-A947-70E740481C1C}">
+                          <a14:useLocalDpi xmlns:a14="http://schemas.microsoft.com/office/drawing/2010/main" val="0"/>
+                        </a:ext>
+                      </a:extLst>
+                    </a:blip>
+                    <a:stretch>
+                      <a:fillRect/>
+                    </a:stretch>
+                  </pic:blipFill>
+                  <pic:spPr>
+                    <a:xfrm>
+                      <a:off x="0" y="0"/>
+                      <a:ext cx="2495734" cy="4103414"/>
+                    </a:xfrm>
+                    <a:prstGeom prst="rect">
+                      <a:avLst/>
+                    </a:prstGeom>
+                  </pic:spPr>
+                </pic:pic>
+              </a:graphicData>
+            </a:graphic>
+          </wp:inline>
+        </w:drawing>
+      </w:r>
+    </w:p>
+    <w:p>
+      <w:pPr>
+        <w:rPr>
+          <w:rFonts w:hint="eastAsia"/>
+          <w:szCs w:val="22"/>
+        </w:rPr>
+      </w:pPr>
+      <w:r>
+        <w:rPr>
+          <w:rFonts w:hint="eastAsia"/>
+          <w:szCs w:val="22"/>
+        </w:rPr>
+        <w:t xml:space="preserve">우선 </w:t>
+      </w:r>
+      <w:r>
+        <w:rPr>
+          <w:szCs w:val="22"/>
+        </w:rPr>
+        <w:t>Reg</w:t>
+      </w:r>
+      <w:r>
+        <w:rPr>
+          <w:rFonts w:hint="eastAsia"/>
+          <w:szCs w:val="22"/>
+        </w:rPr>
+        <w:t>값들을 전부 초기화 한다.</w:t>
+      </w:r>
+    </w:p>
+    <w:p>
+      <w:pPr>
+        <w:rPr>
+          <w:szCs w:val="22"/>
+        </w:rPr>
+      </w:pPr>
+      <w:r>
+        <w:rPr>
+          <w:rFonts w:hint="eastAsia"/>
+          <w:szCs w:val="22"/>
+        </w:rPr>
+        <w:t xml:space="preserve">이후 </w:t>
+      </w:r>
+      <w:r>
+        <w:rPr>
+          <w:szCs w:val="22"/>
+        </w:rPr>
+        <w:t>case</w:t>
+      </w:r>
+      <w:r>
+        <w:rPr>
+          <w:rFonts w:hint="eastAsia"/>
+          <w:szCs w:val="22"/>
+        </w:rPr>
+        <w:t xml:space="preserve"> 문을 이용해 </w:t>
+      </w:r>
+      <w:r>
+        <w:rPr>
+          <w:szCs w:val="22"/>
+        </w:rPr>
+        <w:t>state</w:t>
+      </w:r>
+      <w:proofErr w:type="spellStart"/>
+      <w:r>
+        <w:rPr>
+          <w:rFonts w:hint="eastAsia"/>
+          <w:szCs w:val="22"/>
+        </w:rPr>
+        <w:t>에</w:t>
+      </w:r>
+      <w:proofErr w:type="spellEnd"/>
+      <w:r>
+        <w:rPr>
+          <w:rFonts w:hint="eastAsia"/>
+          <w:szCs w:val="22"/>
+        </w:rPr>
+        <w:t xml:space="preserve"> 따라 </w:t>
+      </w:r>
+      <w:r>
+        <w:rPr>
+          <w:szCs w:val="22"/>
+        </w:rPr>
+        <w:t>instruction</w:t>
+      </w:r>
+      <w:r>
+        <w:rPr>
+          <w:rFonts w:hint="eastAsia"/>
+          <w:szCs w:val="22"/>
+        </w:rPr>
+        <w:t xml:space="preserve">마다 알맞은 컨트롤 신호를 보내주고 다음 </w:t>
+      </w:r>
+      <w:r>
+        <w:rPr>
+          <w:szCs w:val="22"/>
+        </w:rPr>
+        <w:t>state</w:t>
+      </w:r>
+      <w:proofErr w:type="spellStart"/>
+      <w:r>
+        <w:rPr>
+          <w:rFonts w:hint="eastAsia"/>
+          <w:szCs w:val="22"/>
+        </w:rPr>
+        <w:t>를</w:t>
+      </w:r>
+      <w:proofErr w:type="spellEnd"/>
+      <w:r>
+        <w:rPr>
+          <w:rFonts w:hint="eastAsia"/>
+          <w:szCs w:val="22"/>
+        </w:rPr>
+        <w:t xml:space="preserve"> 정해준다.</w:t>
+      </w:r>
+    </w:p>
+    <w:p>
+      <w:pPr>
+        <w:rPr>
+          <w:rFonts w:hint="eastAsia"/>
+          <w:szCs w:val="22"/>
+        </w:rPr>
+      </w:pPr>
+      <w:r>
+        <w:rPr>
+          <w:rFonts w:hint="eastAsia"/>
+          <w:szCs w:val="22"/>
+        </w:rPr>
+        <w:t xml:space="preserve">만약 </w:t>
+      </w:r>
+      <w:r>
+        <w:rPr>
+          <w:szCs w:val="22"/>
+        </w:rPr>
+        <w:t>instruction</w:t>
+      </w:r>
+      <w:r>
+        <w:rPr>
+          <w:rFonts w:hint="eastAsia"/>
+          <w:szCs w:val="22"/>
+        </w:rPr>
+        <w:t xml:space="preserve">이 끝나는 상태면 </w:t>
+      </w:r>
+      <w:proofErr w:type="spellStart"/>
+      <w:r>
+        <w:rPr>
+          <w:szCs w:val="22"/>
+        </w:rPr>
+        <w:t>InstDone</w:t>
+      </w:r>
+      <w:proofErr w:type="spellEnd"/>
+      <w:r>
+        <w:rPr>
+          <w:rFonts w:hint="eastAsia"/>
+          <w:szCs w:val="22"/>
+        </w:rPr>
+        <w:t>을 1로 한다.</w:t>
+      </w:r>
+    </w:p>
+    <w:p>
+      <w:pPr>
+        <w:pStyle w:val="a6"/>
+        <w:numPr>
+          <w:ilvl w:val="0"/>
+          <w:numId w:val="2"/>
+        </w:numPr>
+        <w:rPr>
+          <w:szCs w:val="22"/>
+        </w:rPr>
+      </w:pPr>
+      <w:proofErr w:type="spellStart"/>
+      <w:r>
+        <w:rPr>
+          <w:szCs w:val="22"/>
+        </w:rPr>
+        <w:t>CPU.v</w:t>
+      </w:r>
+      <w:proofErr w:type="spellEnd"/>
+    </w:p>
+    <w:p>
+      <w:pPr>
+        <w:rPr>
+          <w:szCs w:val="22"/>
+        </w:rPr>
+      </w:pPr>
+      <w:r>
+        <w:rPr>
+          <w:noProof/>
+          <w:szCs w:val="22"/>
+        </w:rPr>
+        <w:drawing>
+          <wp:inline distT="0" distB="0" distL="0" distR="0" wp14:anchorId="77F68A0D" wp14:editId="4FC8B18B">
+            <wp:extent cx="1143990" cy="1570182"/>
+            <wp:effectExtent l="0" t="0" r="0" b="5080"/>
+            <wp:docPr id="1111549223" name="그림 9" descr="텍스트, 스크린샷, 폰트, 디자인이(가) 표시된 사진&#10;&#10;AI가 생성한 콘텐츠는 부정확할 수 있습니다."/>
+            <wp:cNvGraphicFramePr>
+              <a:graphicFrameLocks xmlns:a="http://schemas.openxmlformats.org/drawingml/2006/main" noChangeAspect="1"/>
+            </wp:cNvGraphicFramePr>
+            <a:graphic xmlns:a="http://schemas.openxmlformats.org/drawingml/2006/main">
+              <a:graphicData uri="http://schemas.openxmlformats.org/drawingml/2006/picture">
+                <pic:pic xmlns:pic="http://schemas.openxmlformats.org/drawingml/2006/picture">
+                  <pic:nvPicPr>
+                    <pic:cNvPr id="1111549223" name="그림 9" descr="텍스트, 스크린샷, 폰트, 디자인이(가) 표시된 사진&#10;&#10;AI가 생성한 콘텐츠는 부정확할 수 있습니다."/>
+                    <pic:cNvPicPr/>
+                  </pic:nvPicPr>
+                  <pic:blipFill>
+                    <a:blip r:embed="rId10" cstate="print">
+                      <a:extLst>
+                        <a:ext uri="{28A0092B-C50C-407E-A947-70E740481C1C}">
+                          <a14:useLocalDpi xmlns:a14="http://schemas.microsoft.com/office/drawing/2010/main" val="0"/>
+                        </a:ext>
+                      </a:extLst>
+                    </a:blip>
+                    <a:stretch>
+                      <a:fillRect/>
+                    </a:stretch>
+                  </pic:blipFill>
+                  <pic:spPr>
+                    <a:xfrm>
+                      <a:off x="0" y="0"/>
+                      <a:ext cx="1148404" cy="1576241"/>
+                    </a:xfrm>
+                    <a:prstGeom prst="rect">
+                      <a:avLst/>
+                    </a:prstGeom>
+                  </pic:spPr>
+                </pic:pic>
+              </a:graphicData>
+            </a:graphic>
+          </wp:inline>
+        </w:drawing>
+      </w:r>
+    </w:p>
+    <w:p>
+      <w:pPr>
+        <w:rPr>
+          <w:szCs w:val="22"/>
+        </w:rPr>
+      </w:pPr>
+      <w:r>
+        <w:rPr>
+          <w:szCs w:val="22"/>
+        </w:rPr>
+        <w:t>Ctrl</w:t>
+      </w:r>
+      <w:r>
+        <w:rPr>
+          <w:rFonts w:hint="eastAsia"/>
+          <w:szCs w:val="22"/>
+        </w:rPr>
+        <w:t xml:space="preserve">을 위한 </w:t>
+      </w:r>
+      <w:r>
+        <w:rPr>
+          <w:szCs w:val="22"/>
+        </w:rPr>
+        <w:t>wire</w:t>
+      </w:r>
+      <w:proofErr w:type="spellStart"/>
+      <w:r>
+        <w:rPr>
+          <w:rFonts w:hint="eastAsia"/>
+          <w:szCs w:val="22"/>
+        </w:rPr>
+        <w:t>를</w:t>
+      </w:r>
+      <w:proofErr w:type="spellEnd"/>
+      <w:r>
+        <w:rPr>
+          <w:rFonts w:hint="eastAsia"/>
+          <w:szCs w:val="22"/>
+        </w:rPr>
+        <w:t xml:space="preserve"> 정의한다.</w:t>
+      </w:r>
+    </w:p>
+    <w:p>
+      <w:pPr>
+        <w:rPr>
+          <w:rFonts w:hint="eastAsia"/>
+          <w:szCs w:val="22"/>
+        </w:rPr>
+      </w:pPr>
+      <w:r>
+        <w:rPr>
+          <w:rFonts w:hint="eastAsia"/>
+          <w:noProof/>
+          <w:szCs w:val="22"/>
+        </w:rPr>
+        <w:lastRenderedPageBreak/>
+        <w:drawing>
+          <wp:inline distT="0" distB="0" distL="0" distR="0" wp14:anchorId="7FD4DE69" wp14:editId="5356BB35">
+            <wp:extent cx="1083068" cy="1792446"/>
+            <wp:effectExtent l="0" t="0" r="0" b="0"/>
+            <wp:docPr id="40270546" name="그림 10" descr="텍스트, 스크린샷, 폰트, 메뉴이(가) 표시된 사진&#10;&#10;AI가 생성한 콘텐츠는 부정확할 수 있습니다."/>
+            <wp:cNvGraphicFramePr>
+              <a:graphicFrameLocks xmlns:a="http://schemas.openxmlformats.org/drawingml/2006/main" noChangeAspect="1"/>
+            </wp:cNvGraphicFramePr>
+            <a:graphic xmlns:a="http://schemas.openxmlformats.org/drawingml/2006/main">
+              <a:graphicData uri="http://schemas.openxmlformats.org/drawingml/2006/picture">
+                <pic:pic xmlns:pic="http://schemas.openxmlformats.org/drawingml/2006/picture">
+                  <pic:nvPicPr>
+                    <pic:cNvPr id="40270546" name="그림 10" descr="텍스트, 스크린샷, 폰트, 메뉴이(가) 표시된 사진&#10;&#10;AI가 생성한 콘텐츠는 부정확할 수 있습니다."/>
+                    <pic:cNvPicPr/>
+                  </pic:nvPicPr>
+                  <pic:blipFill>
+                    <a:blip r:embed="rId11" cstate="print">
+                      <a:extLst>
+                        <a:ext uri="{28A0092B-C50C-407E-A947-70E740481C1C}">
+                          <a14:useLocalDpi xmlns:a14="http://schemas.microsoft.com/office/drawing/2010/main" val="0"/>
+                        </a:ext>
+                      </a:extLst>
+                    </a:blip>
+                    <a:stretch>
+                      <a:fillRect/>
+                    </a:stretch>
+                  </pic:blipFill>
+                  <pic:spPr>
+                    <a:xfrm>
+                      <a:off x="0" y="0"/>
+                      <a:ext cx="1105402" cy="1829408"/>
+                    </a:xfrm>
+                    <a:prstGeom prst="rect">
+                      <a:avLst/>
+                    </a:prstGeom>
+                  </pic:spPr>
+                </pic:pic>
+              </a:graphicData>
+            </a:graphic>
+          </wp:inline>
+        </w:drawing>
+      </w:r>
+      <w:r>
+        <w:rPr>
+          <w:rFonts w:hint="eastAsia"/>
+          <w:noProof/>
+          <w:szCs w:val="22"/>
+        </w:rPr>
+        <w:drawing>
+          <wp:inline distT="0" distB="0" distL="0" distR="0" wp14:anchorId="47367F65" wp14:editId="04EF772C">
+            <wp:extent cx="1955800" cy="1193800"/>
+            <wp:effectExtent l="0" t="0" r="0" b="0"/>
+            <wp:docPr id="130136621" name="그림 11"/>
+            <wp:cNvGraphicFramePr>
+              <a:graphicFrameLocks xmlns:a="http://schemas.openxmlformats.org/drawingml/2006/main" noChangeAspect="1"/>
+            </wp:cNvGraphicFramePr>
+            <a:graphic xmlns:a="http://schemas.openxmlformats.org/drawingml/2006/main">
+              <a:graphicData uri="http://schemas.openxmlformats.org/drawingml/2006/picture">
+                <pic:pic xmlns:pic="http://schemas.openxmlformats.org/drawingml/2006/picture">
+                  <pic:nvPicPr>
+                    <pic:cNvPr id="130136621" name="그림 130136621"/>
+                    <pic:cNvPicPr/>
+                  </pic:nvPicPr>
+                  <pic:blipFill>
+                    <a:blip r:embed="rId12">
+                      <a:extLst>
+                        <a:ext uri="{28A0092B-C50C-407E-A947-70E740481C1C}">
+                          <a14:useLocalDpi xmlns:a14="http://schemas.microsoft.com/office/drawing/2010/main" val="0"/>
+                        </a:ext>
+                      </a:extLst>
+                    </a:blip>
+                    <a:stretch>
+                      <a:fillRect/>
+                    </a:stretch>
+                  </pic:blipFill>
+                  <pic:spPr>
+                    <a:xfrm>
+                      <a:off x="0" y="0"/>
+                      <a:ext cx="1955800" cy="1193800"/>
+                    </a:xfrm>
+                    <a:prstGeom prst="rect">
+                      <a:avLst/>
+                    </a:prstGeom>
+                  </pic:spPr>
+                </pic:pic>
+              </a:graphicData>
+            </a:graphic>
+          </wp:inline>
+        </w:drawing>
+      </w:r>
+    </w:p>
+    <w:p>
+      <w:pPr>
+        <w:rPr>
+          <w:rFonts w:hint="eastAsia"/>
+          <w:szCs w:val="22"/>
+        </w:rPr>
+      </w:pPr>
+      <w:r>
+        <w:rPr>
+          <w:szCs w:val="22"/>
+        </w:rPr>
+        <w:t>Microarchitecture</w:t>
+      </w:r>
+      <w:proofErr w:type="spellStart"/>
+      <w:r>
+        <w:rPr>
+          <w:rFonts w:hint="eastAsia"/>
+          <w:szCs w:val="22"/>
+        </w:rPr>
+        <w:t>를</w:t>
+      </w:r>
+      <w:proofErr w:type="spellEnd"/>
+      <w:r>
+        <w:rPr>
+          <w:rFonts w:hint="eastAsia"/>
+          <w:szCs w:val="22"/>
+        </w:rPr>
+        <w:t xml:space="preserve"> 위한 </w:t>
+      </w:r>
+      <w:r>
+        <w:rPr>
+          <w:szCs w:val="22"/>
+        </w:rPr>
+        <w:t xml:space="preserve">A, B, MDR, </w:t>
+      </w:r>
+      <w:proofErr w:type="spellStart"/>
+      <w:r>
+        <w:rPr>
+          <w:szCs w:val="22"/>
+        </w:rPr>
+        <w:t>ALUOut</w:t>
+      </w:r>
+      <w:proofErr w:type="spellEnd"/>
+      <w:r>
+        <w:rPr>
+          <w:rFonts w:hint="eastAsia"/>
+          <w:szCs w:val="22"/>
+        </w:rPr>
+        <w:t>과 그 각각의 와이어를 정의한다.</w:t>
+      </w:r>
+    </w:p>
+    <w:p>
+      <w:pPr>
+        <w:rPr>
+          <w:szCs w:val="22"/>
+        </w:rPr>
+      </w:pPr>
+      <w:r>
+        <w:rPr>
+          <w:noProof/>
+          <w:szCs w:val="22"/>
+        </w:rPr>
+        <w:drawing>
+          <wp:inline distT="0" distB="0" distL="0" distR="0" wp14:anchorId="2E38F0D8" wp14:editId="4DCD1C0D">
+            <wp:extent cx="2133600" cy="876300"/>
+            <wp:effectExtent l="0" t="0" r="0" b="0"/>
+            <wp:docPr id="1484353764" name="그림 12" descr="텍스트, 폰트, 스크린샷이(가) 표시된 사진&#10;&#10;AI가 생성한 콘텐츠는 부정확할 수 있습니다."/>
+            <wp:cNvGraphicFramePr>
+              <a:graphicFrameLocks xmlns:a="http://schemas.openxmlformats.org/drawingml/2006/main" noChangeAspect="1"/>
+            </wp:cNvGraphicFramePr>
+            <a:graphic xmlns:a="http://schemas.openxmlformats.org/drawingml/2006/main">
+              <a:graphicData uri="http://schemas.openxmlformats.org/drawingml/2006/picture">
+                <pic:pic xmlns:pic="http://schemas.openxmlformats.org/drawingml/2006/picture">
+                  <pic:nvPicPr>
+                    <pic:cNvPr id="1484353764" name="그림 12" descr="텍스트, 폰트, 스크린샷이(가) 표시된 사진&#10;&#10;AI가 생성한 콘텐츠는 부정확할 수 있습니다."/>
+                    <pic:cNvPicPr/>
+                  </pic:nvPicPr>
+                  <pic:blipFill>
+                    <a:blip r:embed="rId13">
+                      <a:extLst>
+                        <a:ext uri="{28A0092B-C50C-407E-A947-70E740481C1C}">
+                          <a14:useLocalDpi xmlns:a14="http://schemas.microsoft.com/office/drawing/2010/main" val="0"/>
+                        </a:ext>
+                      </a:extLst>
+                    </a:blip>
+                    <a:stretch>
+                      <a:fillRect/>
+                    </a:stretch>
+                  </pic:blipFill>
+                  <pic:spPr>
+                    <a:xfrm>
+                      <a:off x="0" y="0"/>
+                      <a:ext cx="2133600" cy="876300"/>
+                    </a:xfrm>
+                    <a:prstGeom prst="rect">
+                      <a:avLst/>
+                    </a:prstGeom>
+                  </pic:spPr>
+                </pic:pic>
+              </a:graphicData>
+            </a:graphic>
+          </wp:inline>
+        </w:drawing>
+      </w:r>
+    </w:p>
+    <w:p>
+      <w:pPr>
+        <w:rPr>
+          <w:rFonts w:hint="eastAsia"/>
+          <w:szCs w:val="22"/>
+        </w:rPr>
+      </w:pPr>
+      <w:r>
+        <w:rPr>
+          <w:rFonts w:hint="eastAsia"/>
+          <w:szCs w:val="22"/>
+        </w:rPr>
+        <w:t>그 레지스터와 와이어를 연결한다.</w:t>
+      </w:r>
+    </w:p>
+    <w:p>
+      <w:pPr>
+        <w:rPr>
+          <w:szCs w:val="22"/>
+        </w:rPr>
+      </w:pPr>
+      <w:r>
+        <w:rPr>
+          <w:rFonts w:hint="eastAsia"/>
+          <w:noProof/>
+          <w:szCs w:val="22"/>
+        </w:rPr>
+        <w:drawing>
+          <wp:inline distT="0" distB="0" distL="0" distR="0" wp14:anchorId="08E6AFD6" wp14:editId="18D8E1AF">
+            <wp:extent cx="1657956" cy="1458336"/>
+            <wp:effectExtent l="0" t="0" r="6350" b="2540"/>
+            <wp:docPr id="203322222" name="그림 13" descr="텍스트, 스크린샷, 소프트웨어, 폰트이(가) 표시된 사진&#10;&#10;AI가 생성한 콘텐츠는 부정확할 수 있습니다."/>
+            <wp:cNvGraphicFramePr>
+              <a:graphicFrameLocks xmlns:a="http://schemas.openxmlformats.org/drawingml/2006/main" noChangeAspect="1"/>
+            </wp:cNvGraphicFramePr>
+            <a:graphic xmlns:a="http://schemas.openxmlformats.org/drawingml/2006/main">
+              <a:graphicData uri="http://schemas.openxmlformats.org/drawingml/2006/picture">
+                <pic:pic xmlns:pic="http://schemas.openxmlformats.org/drawingml/2006/picture">
+                  <pic:nvPicPr>
+                    <pic:cNvPr id="203322222" name="그림 13" descr="텍스트, 스크린샷, 소프트웨어, 폰트이(가) 표시된 사진&#10;&#10;AI가 생성한 콘텐츠는 부정확할 수 있습니다."/>
+                    <pic:cNvPicPr/>
+                  </pic:nvPicPr>
+                  <pic:blipFill>
+                    <a:blip r:embed="rId14" cstate="print">
+                      <a:extLst>
+                        <a:ext uri="{28A0092B-C50C-407E-A947-70E740481C1C}">
+                          <a14:useLocalDpi xmlns:a14="http://schemas.microsoft.com/office/drawing/2010/main" val="0"/>
+                        </a:ext>
+                      </a:extLst>
+                    </a:blip>
+                    <a:stretch>
+                      <a:fillRect/>
+                    </a:stretch>
+                  </pic:blipFill>
+                  <pic:spPr>
+                    <a:xfrm>
+                      <a:off x="0" y="0"/>
+                      <a:ext cx="1691784" cy="1488091"/>
+                    </a:xfrm>
+                    <a:prstGeom prst="rect">
+                      <a:avLst/>
+                    </a:prstGeom>
+                  </pic:spPr>
+                </pic:pic>
+              </a:graphicData>
+            </a:graphic>
+          </wp:inline>
+        </w:drawing>
+      </w:r>
+      <w:r>
+        <w:rPr>
+          <w:noProof/>
+          <w:szCs w:val="22"/>
+        </w:rPr>
+        <w:drawing>
+          <wp:inline distT="0" distB="0" distL="0" distR="0" wp14:anchorId="4AD49E58" wp14:editId="4CA5917B">
+            <wp:extent cx="2710969" cy="1459115"/>
+            <wp:effectExtent l="0" t="0" r="0" b="1905"/>
+            <wp:docPr id="2086872893" name="그림 14" descr="텍스트, 스크린샷, 폰트이(가) 표시된 사진&#10;&#10;AI가 생성한 콘텐츠는 부정확할 수 있습니다."/>
+            <wp:cNvGraphicFramePr>
+              <a:graphicFrameLocks xmlns:a="http://schemas.openxmlformats.org/drawingml/2006/main" noChangeAspect="1"/>
+            </wp:cNvGraphicFramePr>
+            <a:graphic xmlns:a="http://schemas.openxmlformats.org/drawingml/2006/main">
+              <a:graphicData uri="http://schemas.openxmlformats.org/drawingml/2006/picture">
+                <pic:pic xmlns:pic="http://schemas.openxmlformats.org/drawingml/2006/picture">
+                  <pic:nvPicPr>
+                    <pic:cNvPr id="2086872893" name="그림 14" descr="텍스트, 스크린샷, 폰트이(가) 표시된 사진&#10;&#10;AI가 생성한 콘텐츠는 부정확할 수 있습니다."/>
+                    <pic:cNvPicPr/>
+                  </pic:nvPicPr>
+                  <pic:blipFill>
+                    <a:blip r:embed="rId15">
+                      <a:extLst>
+                        <a:ext uri="{28A0092B-C50C-407E-A947-70E740481C1C}">
+                          <a14:useLocalDpi xmlns:a14="http://schemas.microsoft.com/office/drawing/2010/main" val="0"/>
+                        </a:ext>
+                      </a:extLst>
+                    </a:blip>
+                    <a:stretch>
+                      <a:fillRect/>
+                    </a:stretch>
+                  </pic:blipFill>
+                  <pic:spPr>
+                    <a:xfrm>
+                      <a:off x="0" y="0"/>
+                      <a:ext cx="2731661" cy="1470252"/>
+                    </a:xfrm>
+                    <a:prstGeom prst="rect">
+                      <a:avLst/>
+                    </a:prstGeom>
+                  </pic:spPr>
+                </pic:pic>
+              </a:graphicData>
+            </a:graphic>
+          </wp:inline>
+        </w:drawing>
+      </w:r>
+    </w:p>
+    <w:p>
+      <w:pPr>
+        <w:rPr>
+          <w:szCs w:val="22"/>
+        </w:rPr>
+      </w:pPr>
+      <w:proofErr w:type="spellStart"/>
+      <w:r>
+        <w:rPr>
+          <w:szCs w:val="22"/>
+        </w:rPr>
+        <w:t>ALUSrcA</w:t>
+      </w:r>
+      <w:r>
+        <w:rPr>
+          <w:rFonts w:hint="eastAsia"/>
+          <w:szCs w:val="22"/>
+        </w:rPr>
+        <w:t>,</w:t>
+      </w:r>
+      <w:r>
+        <w:rPr>
+          <w:szCs w:val="22"/>
+        </w:rPr>
+        <w:t>B</w:t>
+      </w:r>
+      <w:proofErr w:type="spellEnd"/>
+      <w:r>
+        <w:rPr>
+          <w:rFonts w:hint="eastAsia"/>
+          <w:szCs w:val="22"/>
+        </w:rPr>
+        <w:t xml:space="preserve">, 그리고 </w:t>
+      </w:r>
+      <w:proofErr w:type="spellStart"/>
+      <w:r>
+        <w:rPr>
+          <w:szCs w:val="22"/>
+        </w:rPr>
+        <w:t>PCSource</w:t>
+      </w:r>
+      <w:proofErr w:type="spellEnd"/>
+      <w:r>
+        <w:rPr>
+          <w:rFonts w:hint="eastAsia"/>
+          <w:szCs w:val="22"/>
+        </w:rPr>
+        <w:t xml:space="preserve">의 값에 맞게 </w:t>
+      </w:r>
+      <w:r>
+        <w:rPr>
+          <w:szCs w:val="22"/>
+        </w:rPr>
+        <w:t>oprand</w:t>
+      </w:r>
+      <w:r>
+        <w:rPr>
+          <w:rFonts w:hint="eastAsia"/>
+          <w:szCs w:val="22"/>
+        </w:rPr>
+        <w:t xml:space="preserve">1,2와 </w:t>
+      </w:r>
+      <w:proofErr w:type="spellStart"/>
+      <w:r>
+        <w:rPr>
+          <w:szCs w:val="22"/>
+        </w:rPr>
+        <w:t>PC_next</w:t>
+      </w:r>
+      <w:r>
+        <w:rPr>
+          <w:rFonts w:hint="eastAsia"/>
+          <w:szCs w:val="22"/>
+        </w:rPr>
+        <w:t>를</w:t>
+      </w:r>
+      <w:proofErr w:type="spellEnd"/>
+      <w:r>
+        <w:rPr>
+          <w:rFonts w:hint="eastAsia"/>
+          <w:szCs w:val="22"/>
+        </w:rPr>
+        <w:t xml:space="preserve"> </w:t>
+      </w:r>
+      <w:r>
+        <w:rPr>
+          <w:szCs w:val="22"/>
+        </w:rPr>
+        <w:t>mux</w:t>
+      </w:r>
+      <w:r>
+        <w:rPr>
+          <w:rFonts w:hint="eastAsia"/>
+          <w:szCs w:val="22"/>
+        </w:rPr>
+        <w:t>로 연결하고</w:t>
+      </w:r>
+    </w:p>
+    <w:p>
+      <w:pPr>
+        <w:rPr>
+          <w:rFonts w:hint="eastAsia"/>
+          <w:szCs w:val="22"/>
+        </w:rPr>
+      </w:pPr>
+      <w:proofErr w:type="spellStart"/>
+      <w:r>
+        <w:rPr>
+          <w:szCs w:val="22"/>
+        </w:rPr>
+        <w:t>IorD</w:t>
+      </w:r>
+      <w:proofErr w:type="spellEnd"/>
+      <w:r>
+        <w:rPr>
+          <w:szCs w:val="22"/>
+        </w:rPr>
+        <w:t xml:space="preserve">, </w:t>
+      </w:r>
+      <w:proofErr w:type="spellStart"/>
+      <w:r>
+        <w:rPr>
+          <w:szCs w:val="22"/>
+        </w:rPr>
+        <w:t>RegDst</w:t>
+      </w:r>
+      <w:proofErr w:type="spellEnd"/>
+      <w:r>
+        <w:rPr>
+          <w:rFonts w:hint="eastAsia"/>
+          <w:szCs w:val="22"/>
+        </w:rPr>
+        <w:t xml:space="preserve">, </w:t>
+      </w:r>
+      <w:proofErr w:type="spellStart"/>
+      <w:r>
+        <w:rPr>
+          <w:szCs w:val="22"/>
+        </w:rPr>
+        <w:t>MemtoReg</w:t>
+      </w:r>
+      <w:r>
+        <w:rPr>
+          <w:rFonts w:hint="eastAsia"/>
+          <w:szCs w:val="22"/>
+        </w:rPr>
+        <w:t>에</w:t>
+      </w:r>
+      <w:proofErr w:type="spellEnd"/>
+      <w:r>
+        <w:rPr>
+          <w:rFonts w:hint="eastAsia"/>
+          <w:szCs w:val="22"/>
+        </w:rPr>
+        <w:t xml:space="preserve"> 맞게 </w:t>
+      </w:r>
+      <w:r>
+        <w:rPr>
+          <w:szCs w:val="22"/>
+        </w:rPr>
+        <w:t>mux</w:t>
+      </w:r>
+      <w:r>
+        <w:rPr>
+          <w:rFonts w:hint="eastAsia"/>
+          <w:szCs w:val="22"/>
+        </w:rPr>
+        <w:t>로 연결한다.</w:t>
+      </w:r>
+    </w:p>
+    <w:p>
+      <w:pPr>
+        <w:rPr>
+          <w:szCs w:val="22"/>
+        </w:rPr>
+      </w:pPr>
+      <w:r>
+        <w:rPr>
+          <w:rFonts w:hint="eastAsia"/>
+          <w:noProof/>
+          <w:szCs w:val="22"/>
+        </w:rPr>
+        <w:drawing>
+          <wp:inline distT="0" distB="0" distL="0" distR="0" wp14:anchorId="42C7CC72" wp14:editId="0D5F374B">
+            <wp:extent cx="2142836" cy="1758032"/>
+            <wp:effectExtent l="0" t="0" r="3810" b="0"/>
+            <wp:docPr id="559492981" name="그림 15" descr="텍스트, 스크린샷, 소프트웨어, 폰트이(가) 표시된 사진&#10;&#10;AI가 생성한 콘텐츠는 부정확할 수 있습니다."/>
+            <wp:cNvGraphicFramePr>
+              <a:graphicFrameLocks xmlns:a="http://schemas.openxmlformats.org/drawingml/2006/main" noChangeAspect="1"/>
+            </wp:cNvGraphicFramePr>
+            <a:graphic xmlns:a="http://schemas.openxmlformats.org/drawingml/2006/main">
+              <a:graphicData uri="http://schemas.openxmlformats.org/drawingml/2006/picture">
+                <pic:pic xmlns:pic="http://schemas.openxmlformats.org/drawingml/2006/picture">
+                  <pic:nvPicPr>
+                    <pic:cNvPr id="559492981" name="그림 15" descr="텍스트, 스크린샷, 소프트웨어, 폰트이(가) 표시된 사진&#10;&#10;AI가 생성한 콘텐츠는 부정확할 수 있습니다."/>
+                    <pic:cNvPicPr/>
+                  </pic:nvPicPr>
+                  <pic:blipFill>
+                    <a:blip r:embed="rId16" cstate="print">
+                      <a:extLst>
+                        <a:ext uri="{28A0092B-C50C-407E-A947-70E740481C1C}">
+                          <a14:useLocalDpi xmlns:a14="http://schemas.microsoft.com/office/drawing/2010/main" val="0"/>
+                        </a:ext>
+                      </a:extLst>
+                    </a:blip>
+                    <a:stretch>
+                      <a:fillRect/>
+                    </a:stretch>
+                  </pic:blipFill>
+                  <pic:spPr>
+                    <a:xfrm>
+                      <a:off x="0" y="0"/>
+                      <a:ext cx="2149418" cy="1763432"/>
+                    </a:xfrm>
+                    <a:prstGeom prst="rect">
+                      <a:avLst/>
+                    </a:prstGeom>
+                  </pic:spPr>
+                </pic:pic>
+              </a:graphicData>
+            </a:graphic>
+          </wp:inline>
+        </w:drawing>
+      </w:r>
+    </w:p>
+    <w:p>
+      <w:pPr>
+        <w:rPr>
+          <w:rFonts w:hint="eastAsia"/>
+          <w:szCs w:val="22"/>
+        </w:rPr>
+      </w:pPr>
+      <w:r>
+        <w:rPr>
+          <w:szCs w:val="22"/>
+        </w:rPr>
+        <w:t>Positive edge clock</w:t>
+      </w:r>
+      <w:r>
+        <w:rPr>
+          <w:rFonts w:hint="eastAsia"/>
+          <w:szCs w:val="22"/>
+        </w:rPr>
+        <w:t xml:space="preserve">마다 </w:t>
+      </w:r>
+      <w:proofErr w:type="spellStart"/>
+      <w:r>
+        <w:rPr>
+          <w:szCs w:val="22"/>
+        </w:rPr>
+        <w:t>rst</w:t>
+      </w:r>
+      <w:r>
+        <w:rPr>
+          <w:rFonts w:hint="eastAsia"/>
+          <w:szCs w:val="22"/>
+        </w:rPr>
+        <w:t>를</w:t>
+      </w:r>
+      <w:proofErr w:type="spellEnd"/>
+      <w:r>
+        <w:rPr>
+          <w:rFonts w:hint="eastAsia"/>
+          <w:szCs w:val="22"/>
+        </w:rPr>
+        <w:t xml:space="preserve"> 확인하고, 과제 명세와 같이 </w:t>
+      </w:r>
+      <w:r>
+        <w:rPr>
+          <w:szCs w:val="22"/>
+        </w:rPr>
+        <w:t>PC</w:t>
+      </w:r>
+      <w:r>
+        <w:rPr>
+          <w:rFonts w:hint="eastAsia"/>
+          <w:szCs w:val="22"/>
+        </w:rPr>
+        <w:t xml:space="preserve">회로를 연결하고 한 </w:t>
+      </w:r>
+      <w:proofErr w:type="spellStart"/>
+      <w:r>
+        <w:rPr>
+          <w:rFonts w:hint="eastAsia"/>
+          <w:szCs w:val="22"/>
+        </w:rPr>
+        <w:t>클락</w:t>
+      </w:r>
+      <w:proofErr w:type="spellEnd"/>
+      <w:r>
+        <w:rPr>
+          <w:rFonts w:hint="eastAsia"/>
+          <w:szCs w:val="22"/>
+        </w:rPr>
+        <w:t xml:space="preserve"> 전 상태를 저장하기 위해 </w:t>
+      </w:r>
+      <w:r>
+        <w:rPr>
+          <w:szCs w:val="22"/>
+        </w:rPr>
+        <w:t xml:space="preserve">IR, MDR, </w:t>
+      </w:r>
+      <w:proofErr w:type="spellStart"/>
+      <w:r>
+        <w:rPr>
+          <w:szCs w:val="22"/>
+        </w:rPr>
+        <w:t>ALUOut</w:t>
+      </w:r>
+      <w:proofErr w:type="spellEnd"/>
+      <w:r>
+        <w:rPr>
+          <w:rFonts w:hint="eastAsia"/>
+          <w:szCs w:val="22"/>
+        </w:rPr>
+        <w:t>,</w:t>
+      </w:r>
+      <w:r>
+        <w:rPr>
+          <w:szCs w:val="22"/>
+        </w:rPr>
+        <w:t xml:space="preserve"> A</w:t>
+      </w:r>
+      <w:r>
+        <w:rPr>
+          <w:rFonts w:hint="eastAsia"/>
+          <w:szCs w:val="22"/>
+        </w:rPr>
+        <w:t xml:space="preserve">, </w:t>
+      </w:r>
+      <w:r>
+        <w:rPr>
+          <w:szCs w:val="22"/>
+        </w:rPr>
+        <w:t>B</w:t>
+      </w:r>
+      <w:proofErr w:type="spellStart"/>
+      <w:r>
+        <w:rPr>
+          <w:rFonts w:hint="eastAsia"/>
+          <w:szCs w:val="22"/>
+        </w:rPr>
+        <w:t>를</w:t>
+      </w:r>
+      <w:proofErr w:type="spellEnd"/>
+      <w:r>
+        <w:rPr>
+          <w:rFonts w:hint="eastAsia"/>
+          <w:szCs w:val="22"/>
+        </w:rPr>
+        <w:t xml:space="preserve"> </w:t>
+      </w:r>
+      <w:proofErr w:type="spellStart"/>
+      <w:r>
+        <w:rPr>
+          <w:rFonts w:hint="eastAsia"/>
+          <w:szCs w:val="22"/>
+        </w:rPr>
+        <w:t>클락마다</w:t>
+      </w:r>
+      <w:proofErr w:type="spellEnd"/>
+      <w:r>
+        <w:rPr>
+          <w:rFonts w:hint="eastAsia"/>
+          <w:szCs w:val="22"/>
+        </w:rPr>
+        <w:t xml:space="preserve"> 업데이트 하는데,</w:t>
+      </w:r>
+      <w:r>
+        <w:rPr>
+          <w:szCs w:val="22"/>
+        </w:rPr>
+        <w:t>IR</w:t>
+      </w:r>
+      <w:r>
+        <w:rPr>
+          <w:rFonts w:hint="eastAsia"/>
+          <w:szCs w:val="22"/>
+        </w:rPr>
+        <w:t xml:space="preserve">과 </w:t>
+      </w:r>
+      <w:r>
+        <w:rPr>
+          <w:szCs w:val="22"/>
+        </w:rPr>
+        <w:t>MDR</w:t>
+      </w:r>
+      <w:r>
+        <w:rPr>
+          <w:rFonts w:hint="eastAsia"/>
+          <w:szCs w:val="22"/>
+        </w:rPr>
+        <w:t xml:space="preserve">레지스터를 컨트롤 신호가 1이면 업데이트한다. </w:t>
+      </w:r>
+    </w:p>
+    <w:p>
+      <w:pPr>
+        <w:pStyle w:val="a6"/>
+        <w:numPr>
+          <w:ilvl w:val="0"/>
+          <w:numId w:val="1"/>
+        </w:numPr>
+        <w:rPr>
+          <w:szCs w:val="22"/>
+        </w:rPr>
+      </w:pPr>
+      <w:r>
+        <w:rPr>
+          <w:szCs w:val="22"/>
+        </w:rPr>
+        <w:lastRenderedPageBreak/>
+        <w:t>jr</w:t>
+      </w:r>
+      <w:r>
+        <w:rPr>
+          <w:szCs w:val="22"/>
+        </w:rPr>
+        <w:t xml:space="preserve">, </w:t>
+      </w:r>
+      <w:proofErr w:type="spellStart"/>
+      <w:r>
+        <w:rPr>
+          <w:szCs w:val="22"/>
+        </w:rPr>
+        <w:t>jal</w:t>
+      </w:r>
+      <w:proofErr w:type="spellEnd"/>
+      <w:r>
+        <w:rPr>
+          <w:szCs w:val="22"/>
+        </w:rPr>
+        <w:t xml:space="preserve"> FSM &amp; </w:t>
+      </w:r>
+      <w:proofErr w:type="spellStart"/>
+      <w:r>
+        <w:rPr>
+          <w:szCs w:val="22"/>
+        </w:rPr>
+        <w:t>Implimentation</w:t>
+      </w:r>
+      <w:proofErr w:type="spellEnd"/>
+      <w:r>
+        <w:rPr>
+          <w:szCs w:val="22"/>
+        </w:rPr>
+        <w:t xml:space="preserve"> and µarchitecture</w:t>
+      </w:r>
+    </w:p>
+    <w:p>
+      <w:pPr>
+        <w:pStyle w:val="a6"/>
+        <w:numPr>
+          <w:ilvl w:val="0"/>
+          <w:numId w:val="4"/>
+        </w:numPr>
+        <w:rPr>
+          <w:szCs w:val="22"/>
+        </w:rPr>
+      </w:pPr>
+      <w:proofErr w:type="spellStart"/>
+      <w:r>
+        <w:rPr>
+          <w:szCs w:val="22"/>
+        </w:rPr>
+        <w:t>jr</w:t>
+      </w:r>
+      <w:proofErr w:type="spellEnd"/>
+    </w:p>
+    <w:p>
+      <w:pPr>
+        <w:rPr>
+          <w:szCs w:val="22"/>
+        </w:rPr>
+      </w:pPr>
+      <w:r>
+        <w:rPr>
+          <w:szCs w:val="22"/>
+        </w:rPr>
+        <w:t>FSM</w:t>
+      </w:r>
+    </w:p>
+    <w:p>
+      <w:pPr>
+        <w:rPr>
+          <w:szCs w:val="22"/>
+        </w:rPr>
+      </w:pPr>
+      <w:r>
+        <w:rPr>
+          <w:szCs w:val="22"/>
+        </w:rPr>
+        <w:drawing>
+          <wp:inline distT="0" distB="0" distL="0" distR="0" wp14:anchorId="0995B7AB" wp14:editId="50251FD8">
+            <wp:extent cx="2333997" cy="2050069"/>
+            <wp:effectExtent l="0" t="0" r="3175" b="0"/>
+            <wp:docPr id="888870853" name="그림 1"/>
+            <wp:cNvGraphicFramePr>
+              <a:graphicFrameLocks xmlns:a="http://schemas.openxmlformats.org/drawingml/2006/main" noChangeAspect="1"/>
+            </wp:cNvGraphicFramePr>
+            <a:graphic xmlns:a="http://schemas.openxmlformats.org/drawingml/2006/main">
+              <a:graphicData uri="http://schemas.openxmlformats.org/drawingml/2006/picture">
+                <pic:pic xmlns:pic="http://schemas.openxmlformats.org/drawingml/2006/picture">
+                  <pic:nvPicPr>
+                    <pic:cNvPr id="888870853" name=""/>
+                    <pic:cNvPicPr/>
+                  </pic:nvPicPr>
+                  <pic:blipFill>
+                    <a:blip r:embed="rId17"/>
+                    <a:stretch>
+                      <a:fillRect/>
+                    </a:stretch>
+                  </pic:blipFill>
+                  <pic:spPr>
+                    <a:xfrm>
+                      <a:off x="0" y="0"/>
+                      <a:ext cx="2357843" cy="2071014"/>
+                    </a:xfrm>
+                    <a:prstGeom prst="rect">
+                      <a:avLst/>
+                    </a:prstGeom>
+                  </pic:spPr>
+                </pic:pic>
+              </a:graphicData>
+            </a:graphic>
+          </wp:inline>
+        </w:drawing>
+      </w:r>
+      <w:r>
+        <w:rPr>
+          <w:rFonts w:hint="eastAsia"/>
+          <w:noProof/>
+          <w:szCs w:val="22"/>
+        </w:rPr>
+        <w:drawing>
+          <wp:inline distT="0" distB="0" distL="0" distR="0" wp14:anchorId="763512BA" wp14:editId="64376278">
+            <wp:extent cx="2303868" cy="1339273"/>
+            <wp:effectExtent l="0" t="0" r="0" b="0"/>
+            <wp:docPr id="1337021533" name="그림 16" descr="텍스트, 스크린샷, 폰트이(가) 표시된 사진&#10;&#10;AI가 생성한 콘텐츠는 부정확할 수 있습니다."/>
+            <wp:cNvGraphicFramePr>
+              <a:graphicFrameLocks xmlns:a="http://schemas.openxmlformats.org/drawingml/2006/main" noChangeAspect="1"/>
+            </wp:cNvGraphicFramePr>
+            <a:graphic xmlns:a="http://schemas.openxmlformats.org/drawingml/2006/main">
+              <a:graphicData uri="http://schemas.openxmlformats.org/drawingml/2006/picture">
+                <pic:pic xmlns:pic="http://schemas.openxmlformats.org/drawingml/2006/picture">
+                  <pic:nvPicPr>
+                    <pic:cNvPr id="1337021533" name="그림 16" descr="텍스트, 스크린샷, 폰트이(가) 표시된 사진&#10;&#10;AI가 생성한 콘텐츠는 부정확할 수 있습니다."/>
+                    <pic:cNvPicPr/>
+                  </pic:nvPicPr>
+                  <pic:blipFill>
+                    <a:blip r:embed="rId18" cstate="print">
+                      <a:extLst>
+                        <a:ext uri="{28A0092B-C50C-407E-A947-70E740481C1C}">
+                          <a14:useLocalDpi xmlns:a14="http://schemas.microsoft.com/office/drawing/2010/main" val="0"/>
+                        </a:ext>
+                      </a:extLst>
+                    </a:blip>
+                    <a:stretch>
+                      <a:fillRect/>
+                    </a:stretch>
+                  </pic:blipFill>
+                  <pic:spPr>
+                    <a:xfrm>
+                      <a:off x="0" y="0"/>
+                      <a:ext cx="2313011" cy="1344588"/>
+                    </a:xfrm>
+                    <a:prstGeom prst="rect">
+                      <a:avLst/>
+                    </a:prstGeom>
+                  </pic:spPr>
+                </pic:pic>
+              </a:graphicData>
+            </a:graphic>
+          </wp:inline>
+        </w:drawing>
+      </w:r>
+    </w:p>
+    <w:p>
+      <w:pPr>
+        <w:rPr>
+          <w:szCs w:val="22"/>
+        </w:rPr>
+      </w:pPr>
+      <w:r>
+        <w:rPr>
+          <w:szCs w:val="22"/>
+        </w:rPr>
+        <w:t>Implementation and µarchitecture</w:t>
+      </w:r>
+    </w:p>
+    <w:p>
+      <w:pPr>
+        <w:rPr>
+          <w:szCs w:val="22"/>
+        </w:rPr>
+      </w:pPr>
+      <w:proofErr w:type="spellStart"/>
+      <w:r>
+        <w:rPr>
+          <w:szCs w:val="22"/>
+        </w:rPr>
+        <w:t>PCSource</w:t>
+      </w:r>
+      <w:r>
+        <w:rPr>
+          <w:rFonts w:hint="eastAsia"/>
+          <w:szCs w:val="22"/>
+        </w:rPr>
+        <w:t>를</w:t>
+      </w:r>
+      <w:proofErr w:type="spellEnd"/>
+      <w:r>
+        <w:rPr>
+          <w:rFonts w:hint="eastAsia"/>
+          <w:szCs w:val="22"/>
+        </w:rPr>
+        <w:t xml:space="preserve"> </w:t>
+      </w:r>
+      <w:r>
+        <w:rPr>
+          <w:szCs w:val="22"/>
+        </w:rPr>
+        <w:t>A</w:t>
+      </w:r>
+      <w:r>
+        <w:rPr>
+          <w:rFonts w:hint="eastAsia"/>
+          <w:szCs w:val="22"/>
+        </w:rPr>
+        <w:t xml:space="preserve">에서 받아와야 하지만 현재 </w:t>
+      </w:r>
+      <w:proofErr w:type="spellStart"/>
+      <w:r>
+        <w:rPr>
+          <w:szCs w:val="22"/>
+        </w:rPr>
+        <w:t>PCSource</w:t>
+      </w:r>
+      <w:proofErr w:type="spellEnd"/>
+      <w:r>
+        <w:rPr>
+          <w:rFonts w:hint="eastAsia"/>
+          <w:szCs w:val="22"/>
+        </w:rPr>
+        <w:t xml:space="preserve">에서 그럴 수 없기에 </w:t>
+      </w:r>
+    </w:p>
+    <w:p>
+      <w:pPr>
+        <w:rPr>
+          <w:szCs w:val="22"/>
+        </w:rPr>
+      </w:pPr>
+      <w:proofErr w:type="spellStart"/>
+      <w:r>
+        <w:rPr>
+          <w:szCs w:val="22"/>
+        </w:rPr>
+        <w:t>PCSource</w:t>
+      </w:r>
+      <w:proofErr w:type="spellEnd"/>
+      <w:r>
+        <w:rPr>
+          <w:szCs w:val="22"/>
+        </w:rPr>
+        <w:t xml:space="preserve"> = 11</w:t>
+      </w:r>
+      <w:r>
+        <w:rPr>
+          <w:rFonts w:hint="eastAsia"/>
+          <w:szCs w:val="22"/>
+        </w:rPr>
+        <w:t xml:space="preserve"> 마이크로 아키텍처를 새로 정의하여 </w:t>
+      </w:r>
+      <w:proofErr w:type="spellStart"/>
+      <w:r>
+        <w:rPr>
+          <w:szCs w:val="22"/>
+        </w:rPr>
+        <w:t>Awire</w:t>
+      </w:r>
+      <w:proofErr w:type="spellEnd"/>
+      <w:r>
+        <w:rPr>
+          <w:rFonts w:hint="eastAsia"/>
+          <w:szCs w:val="22"/>
+        </w:rPr>
+        <w:t xml:space="preserve">에서 </w:t>
+      </w:r>
+      <w:proofErr w:type="spellStart"/>
+      <w:r>
+        <w:rPr>
+          <w:szCs w:val="22"/>
+        </w:rPr>
+        <w:t>PC_next</w:t>
+      </w:r>
+      <w:r>
+        <w:rPr>
+          <w:rFonts w:hint="eastAsia"/>
+          <w:szCs w:val="22"/>
+        </w:rPr>
+        <w:t>를</w:t>
+      </w:r>
+      <w:proofErr w:type="spellEnd"/>
+      <w:r>
+        <w:rPr>
+          <w:rFonts w:hint="eastAsia"/>
+          <w:szCs w:val="22"/>
+        </w:rPr>
+        <w:t xml:space="preserve"> 가져올 수 있도록 하였다.</w:t>
+      </w:r>
+    </w:p>
+    <w:p>
+      <w:pPr>
+        <w:pStyle w:val="a6"/>
+        <w:numPr>
+          <w:ilvl w:val="0"/>
+          <w:numId w:val="4"/>
+        </w:numPr>
+        <w:rPr>
+          <w:szCs w:val="22"/>
+        </w:rPr>
+      </w:pPr>
+      <w:r>
+        <w:rPr>
+          <w:szCs w:val="22"/>
+        </w:rPr>
+        <w:t>Jal</w:t>
+      </w:r>
+    </w:p>
+    <w:p>
+      <w:pPr>
+        <w:rPr>
+          <w:szCs w:val="22"/>
+        </w:rPr>
+      </w:pPr>
+      <w:r>
+        <w:rPr>
+          <w:szCs w:val="22"/>
+        </w:rPr>
+        <w:t>FSM</w:t>
+      </w:r>
+    </w:p>
+    <w:p>
+      <w:pPr>
+        <w:rPr>
+          <w:rFonts w:hint="eastAsia"/>
+          <w:szCs w:val="22"/>
+        </w:rPr>
+      </w:pPr>
+      <w:r>
+        <w:rPr>
+          <w:szCs w:val="22"/>
+        </w:rPr>
+        <w:drawing>
+          <wp:inline distT="0" distB="0" distL="0" distR="0" wp14:anchorId="5CBFD1CB" wp14:editId="45E04F5C">
+            <wp:extent cx="1884363" cy="1850333"/>
+            <wp:effectExtent l="0" t="0" r="0" b="4445"/>
+            <wp:docPr id="1164885645" name="그림 1"/>
+            <wp:cNvGraphicFramePr>
+              <a:graphicFrameLocks xmlns:a="http://schemas.openxmlformats.org/drawingml/2006/main" noChangeAspect="1"/>
+            </wp:cNvGraphicFramePr>
+            <a:graphic xmlns:a="http://schemas.openxmlformats.org/drawingml/2006/main">
+              <a:graphicData uri="http://schemas.openxmlformats.org/drawingml/2006/picture">
+                <pic:pic xmlns:pic="http://schemas.openxmlformats.org/drawingml/2006/picture">
+                  <pic:nvPicPr>
+                    <pic:cNvPr id="1164885645" name=""/>
+                    <pic:cNvPicPr/>
+                  </pic:nvPicPr>
+                  <pic:blipFill>
+                    <a:blip r:embed="rId19"/>
+                    <a:stretch>
+                      <a:fillRect/>
+                    </a:stretch>
+                  </pic:blipFill>
+                  <pic:spPr>
+                    <a:xfrm>
+                      <a:off x="0" y="0"/>
+                      <a:ext cx="1891836" cy="1857671"/>
+                    </a:xfrm>
+                    <a:prstGeom prst="rect">
+                      <a:avLst/>
+                    </a:prstGeom>
+                  </pic:spPr>
+                </pic:pic>
+              </a:graphicData>
+            </a:graphic>
+          </wp:inline>
+        </w:drawing>
+      </w:r>
+      <w:r>
+        <w:rPr>
+          <w:rFonts w:hint="eastAsia"/>
+          <w:noProof/>
+          <w:szCs w:val="22"/>
+        </w:rPr>
+        <w:drawing>
+          <wp:inline distT="0" distB="0" distL="0" distR="0" wp14:anchorId="3170BE21" wp14:editId="005819F9">
+            <wp:extent cx="3489746" cy="768927"/>
+            <wp:effectExtent l="0" t="0" r="3175" b="6350"/>
+            <wp:docPr id="279988217" name="그림 17" descr="텍스트, 스크린샷, 폰트이(가) 표시된 사진&#10;&#10;AI가 생성한 콘텐츠는 부정확할 수 있습니다."/>
+            <wp:cNvGraphicFramePr>
+              <a:graphicFrameLocks xmlns:a="http://schemas.openxmlformats.org/drawingml/2006/main" noChangeAspect="1"/>
+            </wp:cNvGraphicFramePr>
+            <a:graphic xmlns:a="http://schemas.openxmlformats.org/drawingml/2006/main">
+              <a:graphicData uri="http://schemas.openxmlformats.org/drawingml/2006/picture">
+                <pic:pic xmlns:pic="http://schemas.openxmlformats.org/drawingml/2006/picture">
+                  <pic:nvPicPr>
+                    <pic:cNvPr id="279988217" name="그림 17" descr="텍스트, 스크린샷, 폰트이(가) 표시된 사진&#10;&#10;AI가 생성한 콘텐츠는 부정확할 수 있습니다."/>
+                    <pic:cNvPicPr/>
+                  </pic:nvPicPr>
+                  <pic:blipFill>
+                    <a:blip r:embed="rId20">
+                      <a:extLst>
+                        <a:ext uri="{28A0092B-C50C-407E-A947-70E740481C1C}">
+                          <a14:useLocalDpi xmlns:a14="http://schemas.microsoft.com/office/drawing/2010/main" val="0"/>
+                        </a:ext>
+                      </a:extLst>
+                    </a:blip>
+                    <a:stretch>
+                      <a:fillRect/>
+                    </a:stretch>
+                  </pic:blipFill>
+                  <pic:spPr>
+                    <a:xfrm>
+                      <a:off x="0" y="0"/>
+                      <a:ext cx="3545075" cy="781118"/>
+                    </a:xfrm>
+                    <a:prstGeom prst="rect">
+                      <a:avLst/>
+                    </a:prstGeom>
+                  </pic:spPr>
+                </pic:pic>
+              </a:graphicData>
+            </a:graphic>
+          </wp:inline>
+        </w:drawing>
+      </w:r>
+    </w:p>
+    <w:p>
+      <w:pPr>
+        <w:rPr>
+          <w:szCs w:val="22"/>
+        </w:rPr>
+      </w:pPr>
+      <w:proofErr w:type="spellStart"/>
+      <w:r>
+        <w:rPr>
+          <w:szCs w:val="22"/>
+        </w:rPr>
+        <w:t>Implimentation</w:t>
+      </w:r>
+      <w:proofErr w:type="spellEnd"/>
+      <w:r>
+        <w:rPr>
+          <w:szCs w:val="22"/>
+        </w:rPr>
+        <w:t xml:space="preserve"> and µarchitecture</w:t>
+      </w:r>
+    </w:p>
+    <w:p>
+      <w:pPr>
+        <w:rPr>
+          <w:szCs w:val="22"/>
+        </w:rPr>
+      </w:pPr>
+      <w:r>
+        <w:rPr>
+          <w:szCs w:val="22"/>
+        </w:rPr>
+        <w:t>IF</w:t>
+      </w:r>
+      <w:r>
+        <w:rPr>
+          <w:rFonts w:hint="eastAsia"/>
+          <w:szCs w:val="22"/>
+        </w:rPr>
+        <w:t xml:space="preserve"> </w:t>
+      </w:r>
+      <w:r>
+        <w:rPr>
+          <w:szCs w:val="22"/>
+        </w:rPr>
+        <w:t>stage</w:t>
+      </w:r>
+      <w:r>
+        <w:rPr>
+          <w:rFonts w:hint="eastAsia"/>
+          <w:szCs w:val="22"/>
+        </w:rPr>
+        <w:t xml:space="preserve">에서 </w:t>
+      </w:r>
+      <w:r>
+        <w:rPr>
+          <w:szCs w:val="22"/>
+        </w:rPr>
+        <w:t>PC =PC+</w:t>
+      </w:r>
+      <w:r>
+        <w:rPr>
+          <w:rFonts w:hint="eastAsia"/>
+          <w:szCs w:val="22"/>
+        </w:rPr>
+        <w:t xml:space="preserve">4를 미리 실행하기 때문에 </w:t>
+      </w:r>
+      <w:r>
+        <w:rPr>
+          <w:szCs w:val="22"/>
+        </w:rPr>
+        <w:t>WB stage</w:t>
+      </w:r>
+      <w:proofErr w:type="spellStart"/>
+      <w:r>
+        <w:rPr>
+          <w:rFonts w:hint="eastAsia"/>
+          <w:szCs w:val="22"/>
+        </w:rPr>
+        <w:t>에선</w:t>
+      </w:r>
+      <w:proofErr w:type="spellEnd"/>
+      <w:r>
+        <w:rPr>
+          <w:rFonts w:hint="eastAsia"/>
+          <w:szCs w:val="22"/>
+        </w:rPr>
+        <w:t xml:space="preserve"> 그 값을 그대로 레지스터에 저장하고 싶지만 과제의 구조에선 </w:t>
+      </w:r>
+      <w:proofErr w:type="spellStart"/>
+      <w:r>
+        <w:rPr>
+          <w:szCs w:val="22"/>
+        </w:rPr>
+        <w:t>ALUOut</w:t>
+      </w:r>
+      <w:proofErr w:type="spellEnd"/>
+      <w:r>
+        <w:rPr>
+          <w:rFonts w:hint="eastAsia"/>
+          <w:szCs w:val="22"/>
+        </w:rPr>
+        <w:t xml:space="preserve"> 값이나 </w:t>
+      </w:r>
+      <w:r>
+        <w:rPr>
+          <w:szCs w:val="22"/>
+        </w:rPr>
+        <w:t>MDR</w:t>
+      </w:r>
+      <w:r>
+        <w:rPr>
+          <w:rFonts w:hint="eastAsia"/>
+          <w:szCs w:val="22"/>
+        </w:rPr>
+        <w:t xml:space="preserve"> 값만 레지스터 파일의 </w:t>
+      </w:r>
+      <w:proofErr w:type="spellStart"/>
+      <w:r>
+        <w:rPr>
+          <w:szCs w:val="22"/>
+        </w:rPr>
+        <w:t>wr_data</w:t>
+      </w:r>
+      <w:proofErr w:type="spellEnd"/>
+      <w:r>
+        <w:rPr>
+          <w:rFonts w:hint="eastAsia"/>
+          <w:szCs w:val="22"/>
+        </w:rPr>
+        <w:t xml:space="preserve">로 사용 가능하다. 따라서 </w:t>
+      </w:r>
+      <w:proofErr w:type="spellStart"/>
+      <w:r>
+        <w:rPr>
+          <w:szCs w:val="22"/>
+        </w:rPr>
+        <w:t>ALUSrcB</w:t>
+      </w:r>
+      <w:proofErr w:type="spellEnd"/>
+      <w:r>
+        <w:rPr>
+          <w:szCs w:val="22"/>
+        </w:rPr>
+        <w:t xml:space="preserve"> </w:t>
+      </w:r>
+      <w:r>
+        <w:rPr>
+          <w:rFonts w:hint="eastAsia"/>
+          <w:szCs w:val="22"/>
+        </w:rPr>
+        <w:t xml:space="preserve">= </w:t>
+      </w:r>
+      <w:r>
+        <w:rPr>
+          <w:szCs w:val="22"/>
+        </w:rPr>
+        <w:t>100</w:t>
+      </w:r>
+      <w:r>
+        <w:rPr>
+          <w:rFonts w:hint="eastAsia"/>
+          <w:szCs w:val="22"/>
+        </w:rPr>
+        <w:t xml:space="preserve"> 신호일 때 </w:t>
+      </w:r>
+      <w:r>
+        <w:rPr>
+          <w:szCs w:val="22"/>
+        </w:rPr>
+        <w:t>oprand2 = 0</w:t>
+      </w:r>
+      <w:r>
+        <w:rPr>
+          <w:rFonts w:hint="eastAsia"/>
+          <w:szCs w:val="22"/>
+        </w:rPr>
+        <w:t xml:space="preserve">이 되게 하여 </w:t>
+      </w:r>
+    </w:p>
+    <w:p>
+      <w:pPr>
+        <w:rPr>
+          <w:rFonts w:hint="eastAsia"/>
+          <w:szCs w:val="22"/>
+        </w:rPr>
+      </w:pPr>
+      <w:r>
+        <w:rPr>
+          <w:szCs w:val="22"/>
+        </w:rPr>
+        <w:t>PC + 4 + 0</w:t>
+      </w:r>
+      <w:r>
+        <w:rPr>
+          <w:rFonts w:hint="eastAsia"/>
+          <w:szCs w:val="22"/>
+        </w:rPr>
+        <w:t xml:space="preserve">이 되어 알맞은 </w:t>
+      </w:r>
+      <w:r>
+        <w:rPr>
+          <w:szCs w:val="22"/>
+        </w:rPr>
+        <w:t xml:space="preserve">link </w:t>
+      </w:r>
+      <w:r>
+        <w:rPr>
+          <w:rFonts w:hint="eastAsia"/>
+          <w:szCs w:val="22"/>
+        </w:rPr>
+        <w:t xml:space="preserve">값을 </w:t>
+      </w:r>
+      <w:r>
+        <w:rPr>
+          <w:szCs w:val="22"/>
+        </w:rPr>
+        <w:t>r31</w:t>
+      </w:r>
+      <w:r>
+        <w:rPr>
+          <w:rFonts w:hint="eastAsia"/>
+          <w:szCs w:val="22"/>
+        </w:rPr>
+        <w:t>에 저장할 수 있게 하였다.</w:t>
+      </w:r>
+    </w:p>
     <w:sectPr>
       <w:pgSz w:w="11906" w:h="16838"/>
       <w:pgMar w:top="1701" w:right="1440" w:bottom="1440" w:left="1440" w:header="851" w:footer="992" w:gutter="0"/>
@@ -11,6 +2380,379 @@
     </w:sectPr>
   </w:body>
 </w:document>
+</file>
+
+<file path=word/numbering.xml><?xml version="1.0" encoding="utf-8"?>
+<w:numbering xmlns:wpc="http://schemas.microsoft.com/office/word/2010/wordprocessingCanvas" xmlns:cx="http://schemas.microsoft.com/office/drawing/2014/chartex" xmlns:cx1="http://schemas.microsoft.com/office/drawing/2015/9/8/chartex" xmlns:cx2="http://schemas.microsoft.com/office/drawing/2015/10/21/chartex" xmlns:cx3="http://schemas.microsoft.com/office/drawing/2016/5/9/chartex" xmlns:cx4="http://schemas.microsoft.com/office/drawing/2016/5/10/chartex" xmlns:cx5="http://schemas.microsoft.com/office/drawing/2016/5/11/chartex" xmlns:cx6="http://schemas.microsoft.com/office/drawing/2016/5/12/chartex" xmlns:cx7="http://schemas.microsoft.com/office/drawing/2016/5/13/chartex" xmlns:cx8="http://schemas.microsoft.com/office/drawing/2016/5/14/chartex" xmlns:mc="http://schemas.openxmlformats.org/markup-compatibility/2006" xmlns:aink="http://schemas.microsoft.com/office/drawing/2016/ink" xmlns:am3d="http://schemas.microsoft.com/office/drawing/2017/model3d" xmlns:o="urn:schemas-microsoft-com:office:office" xmlns:oel="http://schemas.microsoft.com/office/2019/extlst" xmlns:r="http://schemas.openxmlformats.org/officeDocument/2006/relationships" xmlns:m="http://schemas.openxmlformats.org/officeDocument/2006/math" xmlns:v="urn:schemas-microsoft-com:vml" xmlns:wp14="http://schemas.microsoft.com/office/word/2010/wordprocessingDrawing" xmlns:wp="http://schemas.openxmlformats.org/drawingml/2006/wordprocessingDrawing" xmlns:w10="urn:schemas-microsoft-com:office:word" xmlns:w="http://schemas.openxmlformats.org/wordprocessingml/2006/main" xmlns:w14="http://schemas.microsoft.com/office/word/2010/wordml" xmlns:w15="http://schemas.microsoft.com/office/word/2012/wordml" xmlns:w16cex="http://schemas.microsoft.com/office/word/2018/wordml/cex" xmlns:w16cid="http://schemas.microsoft.com/office/word/2016/wordml/cid" xmlns:w16="http://schemas.microsoft.com/office/word/2018/wordml" xmlns:w16du="http://schemas.microsoft.com/office/word/2023/wordml/word16du" xmlns:w16sdtdh="http://schemas.microsoft.com/office/word/2020/wordml/sdtdatahash" xmlns:w16sdtfl="http://schemas.microsoft.com/office/word/2024/wordml/sdtformatlock" xmlns:w16se="http://schemas.microsoft.com/office/word/2015/wordml/symex" xmlns:wpg="http://schemas.microsoft.com/office/word/2010/wordprocessingGroup" xmlns:wpi="http://schemas.microsoft.com/office/word/2010/wordprocessingInk" xmlns:wne="http://schemas.microsoft.com/office/word/2006/wordml" xmlns:wps="http://schemas.microsoft.com/office/word/2010/wordprocessingShape" mc:Ignorable="w14 w15 w16se w16cid w16 w16cex w16sdtdh w16sdtfl w16du wp14">
+  <w:abstractNum w:abstractNumId="0" w15:restartNumberingAfterBreak="0">
+    <w:nsid w:val="25E630AA"/>
+    <w:multiLevelType w:val="hybridMultilevel"/>
+    <w:tmpl w:val="B978C476"/>
+    <w:lvl w:ilvl="0" w:tplc="055AA90C">
+      <w:start w:val="1"/>
+      <w:numFmt w:val="decimal"/>
+      <w:lvlText w:val="%1)"/>
+      <w:lvlJc w:val="left"/>
+      <w:pPr>
+        <w:ind w:left="800" w:hanging="360"/>
+      </w:pPr>
+      <w:rPr>
+        <w:rFonts w:hint="default"/>
+      </w:rPr>
+    </w:lvl>
+    <w:lvl w:ilvl="1" w:tplc="04090019" w:tentative="1">
+      <w:start w:val="1"/>
+      <w:numFmt w:val="upperLetter"/>
+      <w:lvlText w:val="%2."/>
+      <w:lvlJc w:val="left"/>
+      <w:pPr>
+        <w:ind w:left="1320" w:hanging="440"/>
+      </w:pPr>
+    </w:lvl>
+    <w:lvl w:ilvl="2" w:tplc="0409001B" w:tentative="1">
+      <w:start w:val="1"/>
+      <w:numFmt w:val="lowerRoman"/>
+      <w:lvlText w:val="%3."/>
+      <w:lvlJc w:val="right"/>
+      <w:pPr>
+        <w:ind w:left="1760" w:hanging="440"/>
+      </w:pPr>
+    </w:lvl>
+    <w:lvl w:ilvl="3" w:tplc="0409000F" w:tentative="1">
+      <w:start w:val="1"/>
+      <w:numFmt w:val="decimal"/>
+      <w:lvlText w:val="%4."/>
+      <w:lvlJc w:val="left"/>
+      <w:pPr>
+        <w:ind w:left="2200" w:hanging="440"/>
+      </w:pPr>
+    </w:lvl>
+    <w:lvl w:ilvl="4" w:tplc="04090019" w:tentative="1">
+      <w:start w:val="1"/>
+      <w:numFmt w:val="upperLetter"/>
+      <w:lvlText w:val="%5."/>
+      <w:lvlJc w:val="left"/>
+      <w:pPr>
+        <w:ind w:left="2640" w:hanging="440"/>
+      </w:pPr>
+    </w:lvl>
+    <w:lvl w:ilvl="5" w:tplc="0409001B" w:tentative="1">
+      <w:start w:val="1"/>
+      <w:numFmt w:val="lowerRoman"/>
+      <w:lvlText w:val="%6."/>
+      <w:lvlJc w:val="right"/>
+      <w:pPr>
+        <w:ind w:left="3080" w:hanging="440"/>
+      </w:pPr>
+    </w:lvl>
+    <w:lvl w:ilvl="6" w:tplc="0409000F" w:tentative="1">
+      <w:start w:val="1"/>
+      <w:numFmt w:val="decimal"/>
+      <w:lvlText w:val="%7."/>
+      <w:lvlJc w:val="left"/>
+      <w:pPr>
+        <w:ind w:left="3520" w:hanging="440"/>
+      </w:pPr>
+    </w:lvl>
+    <w:lvl w:ilvl="7" w:tplc="04090019" w:tentative="1">
+      <w:start w:val="1"/>
+      <w:numFmt w:val="upperLetter"/>
+      <w:lvlText w:val="%8."/>
+      <w:lvlJc w:val="left"/>
+      <w:pPr>
+        <w:ind w:left="3960" w:hanging="440"/>
+      </w:pPr>
+    </w:lvl>
+    <w:lvl w:ilvl="8" w:tplc="0409001B" w:tentative="1">
+      <w:start w:val="1"/>
+      <w:numFmt w:val="lowerRoman"/>
+      <w:lvlText w:val="%9."/>
+      <w:lvlJc w:val="right"/>
+      <w:pPr>
+        <w:ind w:left="4400" w:hanging="440"/>
+      </w:pPr>
+    </w:lvl>
+  </w:abstractNum>
+  <w:abstractNum w:abstractNumId="1" w15:restartNumberingAfterBreak="0">
+    <w:nsid w:val="587435F5"/>
+    <w:multiLevelType w:val="hybridMultilevel"/>
+    <w:tmpl w:val="E28CA684"/>
+    <w:lvl w:ilvl="0" w:tplc="F176F522">
+      <w:start w:val="1"/>
+      <w:numFmt w:val="decimal"/>
+      <w:lvlText w:val="(%1)"/>
+      <w:lvlJc w:val="left"/>
+      <w:pPr>
+        <w:ind w:left="800" w:hanging="360"/>
+      </w:pPr>
+      <w:rPr>
+        <w:rFonts w:hint="default"/>
+      </w:rPr>
+    </w:lvl>
+    <w:lvl w:ilvl="1" w:tplc="04090019" w:tentative="1">
+      <w:start w:val="1"/>
+      <w:numFmt w:val="upperLetter"/>
+      <w:lvlText w:val="%2."/>
+      <w:lvlJc w:val="left"/>
+      <w:pPr>
+        <w:ind w:left="1320" w:hanging="440"/>
+      </w:pPr>
+    </w:lvl>
+    <w:lvl w:ilvl="2" w:tplc="0409001B" w:tentative="1">
+      <w:start w:val="1"/>
+      <w:numFmt w:val="lowerRoman"/>
+      <w:lvlText w:val="%3."/>
+      <w:lvlJc w:val="right"/>
+      <w:pPr>
+        <w:ind w:left="1760" w:hanging="440"/>
+      </w:pPr>
+    </w:lvl>
+    <w:lvl w:ilvl="3" w:tplc="0409000F" w:tentative="1">
+      <w:start w:val="1"/>
+      <w:numFmt w:val="decimal"/>
+      <w:lvlText w:val="%4."/>
+      <w:lvlJc w:val="left"/>
+      <w:pPr>
+        <w:ind w:left="2200" w:hanging="440"/>
+      </w:pPr>
+    </w:lvl>
+    <w:lvl w:ilvl="4" w:tplc="04090019" w:tentative="1">
+      <w:start w:val="1"/>
+      <w:numFmt w:val="upperLetter"/>
+      <w:lvlText w:val="%5."/>
+      <w:lvlJc w:val="left"/>
+      <w:pPr>
+        <w:ind w:left="2640" w:hanging="440"/>
+      </w:pPr>
+    </w:lvl>
+    <w:lvl w:ilvl="5" w:tplc="0409001B" w:tentative="1">
+      <w:start w:val="1"/>
+      <w:numFmt w:val="lowerRoman"/>
+      <w:lvlText w:val="%6."/>
+      <w:lvlJc w:val="right"/>
+      <w:pPr>
+        <w:ind w:left="3080" w:hanging="440"/>
+      </w:pPr>
+    </w:lvl>
+    <w:lvl w:ilvl="6" w:tplc="0409000F" w:tentative="1">
+      <w:start w:val="1"/>
+      <w:numFmt w:val="decimal"/>
+      <w:lvlText w:val="%7."/>
+      <w:lvlJc w:val="left"/>
+      <w:pPr>
+        <w:ind w:left="3520" w:hanging="440"/>
+      </w:pPr>
+    </w:lvl>
+    <w:lvl w:ilvl="7" w:tplc="04090019" w:tentative="1">
+      <w:start w:val="1"/>
+      <w:numFmt w:val="upperLetter"/>
+      <w:lvlText w:val="%8."/>
+      <w:lvlJc w:val="left"/>
+      <w:pPr>
+        <w:ind w:left="3960" w:hanging="440"/>
+      </w:pPr>
+    </w:lvl>
+    <w:lvl w:ilvl="8" w:tplc="0409001B" w:tentative="1">
+      <w:start w:val="1"/>
+      <w:numFmt w:val="lowerRoman"/>
+      <w:lvlText w:val="%9."/>
+      <w:lvlJc w:val="right"/>
+      <w:pPr>
+        <w:ind w:left="4400" w:hanging="440"/>
+      </w:pPr>
+    </w:lvl>
+  </w:abstractNum>
+  <w:abstractNum w:abstractNumId="2" w15:restartNumberingAfterBreak="0">
+    <w:nsid w:val="69041142"/>
+    <w:multiLevelType w:val="hybridMultilevel"/>
+    <w:tmpl w:val="6268B212"/>
+    <w:lvl w:ilvl="0" w:tplc="0AB4EAA6">
+      <w:start w:val="1"/>
+      <w:numFmt w:val="decimal"/>
+      <w:lvlText w:val="%1)"/>
+      <w:lvlJc w:val="left"/>
+      <w:pPr>
+        <w:ind w:left="800" w:hanging="360"/>
+      </w:pPr>
+      <w:rPr>
+        <w:rFonts w:hint="default"/>
+      </w:rPr>
+    </w:lvl>
+    <w:lvl w:ilvl="1" w:tplc="04090019" w:tentative="1">
+      <w:start w:val="1"/>
+      <w:numFmt w:val="upperLetter"/>
+      <w:lvlText w:val="%2."/>
+      <w:lvlJc w:val="left"/>
+      <w:pPr>
+        <w:ind w:left="1320" w:hanging="440"/>
+      </w:pPr>
+    </w:lvl>
+    <w:lvl w:ilvl="2" w:tplc="0409001B" w:tentative="1">
+      <w:start w:val="1"/>
+      <w:numFmt w:val="lowerRoman"/>
+      <w:lvlText w:val="%3."/>
+      <w:lvlJc w:val="right"/>
+      <w:pPr>
+        <w:ind w:left="1760" w:hanging="440"/>
+      </w:pPr>
+    </w:lvl>
+    <w:lvl w:ilvl="3" w:tplc="0409000F" w:tentative="1">
+      <w:start w:val="1"/>
+      <w:numFmt w:val="decimal"/>
+      <w:lvlText w:val="%4."/>
+      <w:lvlJc w:val="left"/>
+      <w:pPr>
+        <w:ind w:left="2200" w:hanging="440"/>
+      </w:pPr>
+    </w:lvl>
+    <w:lvl w:ilvl="4" w:tplc="04090019" w:tentative="1">
+      <w:start w:val="1"/>
+      <w:numFmt w:val="upperLetter"/>
+      <w:lvlText w:val="%5."/>
+      <w:lvlJc w:val="left"/>
+      <w:pPr>
+        <w:ind w:left="2640" w:hanging="440"/>
+      </w:pPr>
+    </w:lvl>
+    <w:lvl w:ilvl="5" w:tplc="0409001B" w:tentative="1">
+      <w:start w:val="1"/>
+      <w:numFmt w:val="lowerRoman"/>
+      <w:lvlText w:val="%6."/>
+      <w:lvlJc w:val="right"/>
+      <w:pPr>
+        <w:ind w:left="3080" w:hanging="440"/>
+      </w:pPr>
+    </w:lvl>
+    <w:lvl w:ilvl="6" w:tplc="0409000F" w:tentative="1">
+      <w:start w:val="1"/>
+      <w:numFmt w:val="decimal"/>
+      <w:lvlText w:val="%7."/>
+      <w:lvlJc w:val="left"/>
+      <w:pPr>
+        <w:ind w:left="3520" w:hanging="440"/>
+      </w:pPr>
+    </w:lvl>
+    <w:lvl w:ilvl="7" w:tplc="04090019" w:tentative="1">
+      <w:start w:val="1"/>
+      <w:numFmt w:val="upperLetter"/>
+      <w:lvlText w:val="%8."/>
+      <w:lvlJc w:val="left"/>
+      <w:pPr>
+        <w:ind w:left="3960" w:hanging="440"/>
+      </w:pPr>
+    </w:lvl>
+    <w:lvl w:ilvl="8" w:tplc="0409001B" w:tentative="1">
+      <w:start w:val="1"/>
+      <w:numFmt w:val="lowerRoman"/>
+      <w:lvlText w:val="%9."/>
+      <w:lvlJc w:val="right"/>
+      <w:pPr>
+        <w:ind w:left="4400" w:hanging="440"/>
+      </w:pPr>
+    </w:lvl>
+  </w:abstractNum>
+  <w:abstractNum w:abstractNumId="3" w15:restartNumberingAfterBreak="0">
+    <w:nsid w:val="69A80E0D"/>
+    <w:multiLevelType w:val="hybridMultilevel"/>
+    <w:tmpl w:val="CC36BAD4"/>
+    <w:lvl w:ilvl="0" w:tplc="A12EEB7E">
+      <w:start w:val="1"/>
+      <w:numFmt w:val="decimal"/>
+      <w:lvlText w:val="%1."/>
+      <w:lvlJc w:val="left"/>
+      <w:pPr>
+        <w:ind w:left="800" w:hanging="360"/>
+      </w:pPr>
+      <w:rPr>
+        <w:rFonts w:hint="default"/>
+      </w:rPr>
+    </w:lvl>
+    <w:lvl w:ilvl="1" w:tplc="04090019" w:tentative="1">
+      <w:start w:val="1"/>
+      <w:numFmt w:val="upperLetter"/>
+      <w:lvlText w:val="%2."/>
+      <w:lvlJc w:val="left"/>
+      <w:pPr>
+        <w:ind w:left="1320" w:hanging="440"/>
+      </w:pPr>
+    </w:lvl>
+    <w:lvl w:ilvl="2" w:tplc="0409001B" w:tentative="1">
+      <w:start w:val="1"/>
+      <w:numFmt w:val="lowerRoman"/>
+      <w:lvlText w:val="%3."/>
+      <w:lvlJc w:val="right"/>
+      <w:pPr>
+        <w:ind w:left="1760" w:hanging="440"/>
+      </w:pPr>
+    </w:lvl>
+    <w:lvl w:ilvl="3" w:tplc="0409000F" w:tentative="1">
+      <w:start w:val="1"/>
+      <w:numFmt w:val="decimal"/>
+      <w:lvlText w:val="%4."/>
+      <w:lvlJc w:val="left"/>
+      <w:pPr>
+        <w:ind w:left="2200" w:hanging="440"/>
+      </w:pPr>
+    </w:lvl>
+    <w:lvl w:ilvl="4" w:tplc="04090019" w:tentative="1">
+      <w:start w:val="1"/>
+      <w:numFmt w:val="upperLetter"/>
+      <w:lvlText w:val="%5."/>
+      <w:lvlJc w:val="left"/>
+      <w:pPr>
+        <w:ind w:left="2640" w:hanging="440"/>
+      </w:pPr>
+    </w:lvl>
+    <w:lvl w:ilvl="5" w:tplc="0409001B" w:tentative="1">
+      <w:start w:val="1"/>
+      <w:numFmt w:val="lowerRoman"/>
+      <w:lvlText w:val="%6."/>
+      <w:lvlJc w:val="right"/>
+      <w:pPr>
+        <w:ind w:left="3080" w:hanging="440"/>
+      </w:pPr>
+    </w:lvl>
+    <w:lvl w:ilvl="6" w:tplc="0409000F" w:tentative="1">
+      <w:start w:val="1"/>
+      <w:numFmt w:val="decimal"/>
+      <w:lvlText w:val="%7."/>
+      <w:lvlJc w:val="left"/>
+      <w:pPr>
+        <w:ind w:left="3520" w:hanging="440"/>
+      </w:pPr>
+    </w:lvl>
+    <w:lvl w:ilvl="7" w:tplc="04090019" w:tentative="1">
+      <w:start w:val="1"/>
+      <w:numFmt w:val="upperLetter"/>
+      <w:lvlText w:val="%8."/>
+      <w:lvlJc w:val="left"/>
+      <w:pPr>
+        <w:ind w:left="3960" w:hanging="440"/>
+      </w:pPr>
+    </w:lvl>
+    <w:lvl w:ilvl="8" w:tplc="0409001B" w:tentative="1">
+      <w:start w:val="1"/>
+      <w:numFmt w:val="lowerRoman"/>
+      <w:lvlText w:val="%9."/>
+      <w:lvlJc w:val="right"/>
+      <w:pPr>
+        <w:ind w:left="4400" w:hanging="440"/>
+      </w:pPr>
+    </w:lvl>
+  </w:abstractNum>
+  <w:num w:numId="1" w16cid:durableId="1309213707">
+    <w:abstractNumId w:val="3"/>
+  </w:num>
+  <w:num w:numId="2" w16cid:durableId="791637059">
+    <w:abstractNumId w:val="0"/>
+  </w:num>
+  <w:num w:numId="3" w16cid:durableId="1407993286">
+    <w:abstractNumId w:val="1"/>
+  </w:num>
+  <w:num w:numId="4" w16cid:durableId="1352224189">
+    <w:abstractNumId w:val="2"/>
+  </w:num>
+</w:numbering>
 </file>
 
 <file path=word/styles.xml><?xml version="1.0" encoding="utf-8"?>
